--- a/modelos/2026/familia2ae.docx
+++ b/modelos/2026/familia2ae.docx
@@ -1,6 +1,6 @@
 
 <file path=word/document.xml><?xml version="1.0" encoding="utf-8"?>
-<w:document xmlns:wpc="http://schemas.microsoft.com/office/word/2010/wordprocessingCanvas" xmlns:cx="http://schemas.microsoft.com/office/drawing/2014/chartex" xmlns:cx1="http://schemas.microsoft.com/office/drawing/2015/9/8/chartex" xmlns:cx2="http://schemas.microsoft.com/office/drawing/2015/10/21/chartex" xmlns:cx3="http://schemas.microsoft.com/office/drawing/2016/5/9/chartex" xmlns:cx4="http://schemas.microsoft.com/office/drawing/2016/5/10/chartex" xmlns:cx5="http://schemas.microsoft.com/office/drawing/2016/5/11/chartex" xmlns:cx6="http://schemas.microsoft.com/office/drawing/2016/5/12/chartex" xmlns:cx7="http://schemas.microsoft.com/office/drawing/2016/5/13/chartex" xmlns:cx8="http://schemas.microsoft.com/office/drawing/2016/5/14/chartex" xmlns:mc="http://schemas.openxmlformats.org/markup-compatibility/2006" xmlns:aink="http://schemas.microsoft.com/office/drawing/2016/ink" xmlns:am3d="http://schemas.microsoft.com/office/drawing/2017/model3d" xmlns:o="urn:schemas-microsoft-com:office:office" xmlns:oel="http://schemas.microsoft.com/office/2019/extlst" xmlns:r="http://schemas.openxmlformats.org/officeDocument/2006/relationships" xmlns:m="http://schemas.openxmlformats.org/officeDocument/2006/math" xmlns:v="urn:schemas-microsoft-com:vml" xmlns:wp14="http://schemas.microsoft.com/office/word/2010/wordprocessingDrawing" xmlns:wp="http://schemas.openxmlformats.org/drawingml/2006/wordprocessingDrawing" xmlns:w10="urn:schemas-microsoft-com:office:word" xmlns:w="http://schemas.openxmlformats.org/wordprocessingml/2006/main" xmlns:w14="http://schemas.microsoft.com/office/word/2010/wordml" xmlns:w15="http://schemas.microsoft.com/office/word/2012/wordml" xmlns:w16cex="http://schemas.microsoft.com/office/word/2018/wordml/cex" xmlns:w16cid="http://schemas.microsoft.com/office/word/2016/wordml/cid" xmlns:w16="http://schemas.microsoft.com/office/word/2018/wordml" xmlns:w16sdtdh="http://schemas.microsoft.com/office/word/2020/wordml/sdtdatahash" xmlns:w16se="http://schemas.microsoft.com/office/word/2015/wordml/symex" xmlns:wpg="http://schemas.microsoft.com/office/word/2010/wordprocessingGroup" xmlns:wpi="http://schemas.microsoft.com/office/word/2010/wordprocessingInk" xmlns:wne="http://schemas.microsoft.com/office/word/2006/wordml" xmlns:wps="http://schemas.microsoft.com/office/word/2010/wordprocessingShape" xmlns:a="http://schemas.openxmlformats.org/drawingml/2006/main" xmlns:pic="http://schemas.openxmlformats.org/drawingml/2006/picture" xmlns:a14="http://schemas.microsoft.com/office/drawing/2010/main" mc:Ignorable="w14 w15 w16se w16cid w16 w16cex w16sdtdh wp14">
+<w:document xmlns:wpc="http://schemas.microsoft.com/office/word/2010/wordprocessingCanvas" xmlns:cx="http://schemas.microsoft.com/office/drawing/2014/chartex" xmlns:cx1="http://schemas.microsoft.com/office/drawing/2015/9/8/chartex" xmlns:cx2="http://schemas.microsoft.com/office/drawing/2015/10/21/chartex" xmlns:cx3="http://schemas.microsoft.com/office/drawing/2016/5/9/chartex" xmlns:cx4="http://schemas.microsoft.com/office/drawing/2016/5/10/chartex" xmlns:cx5="http://schemas.microsoft.com/office/drawing/2016/5/11/chartex" xmlns:cx6="http://schemas.microsoft.com/office/drawing/2016/5/12/chartex" xmlns:cx7="http://schemas.microsoft.com/office/drawing/2016/5/13/chartex" xmlns:cx8="http://schemas.microsoft.com/office/drawing/2016/5/14/chartex" xmlns:mc="http://schemas.openxmlformats.org/markup-compatibility/2006" xmlns:aink="http://schemas.microsoft.com/office/drawing/2016/ink" xmlns:am3d="http://schemas.microsoft.com/office/drawing/2017/model3d" xmlns:o="urn:schemas-microsoft-com:office:office" xmlns:oel="http://schemas.microsoft.com/office/2019/extlst" xmlns:r="http://schemas.openxmlformats.org/officeDocument/2006/relationships" xmlns:m="http://schemas.openxmlformats.org/officeDocument/2006/math" xmlns:v="urn:schemas-microsoft-com:vml" xmlns:wp14="http://schemas.microsoft.com/office/word/2010/wordprocessingDrawing" xmlns:wp="http://schemas.openxmlformats.org/drawingml/2006/wordprocessingDrawing" xmlns:w10="urn:schemas-microsoft-com:office:word" xmlns:w="http://schemas.openxmlformats.org/wordprocessingml/2006/main" xmlns:w14="http://schemas.microsoft.com/office/word/2010/wordml" xmlns:w15="http://schemas.microsoft.com/office/word/2012/wordml" xmlns:w16cex="http://schemas.microsoft.com/office/word/2018/wordml/cex" xmlns:w16cid="http://schemas.microsoft.com/office/word/2016/wordml/cid" xmlns:w16="http://schemas.microsoft.com/office/word/2018/wordml" xmlns:w16du="http://schemas.microsoft.com/office/word/2023/wordml/word16du" xmlns:w16sdtdh="http://schemas.microsoft.com/office/word/2020/wordml/sdtdatahash" xmlns:w16sdtfl="http://schemas.microsoft.com/office/word/2024/wordml/sdtformatlock" xmlns:w16se="http://schemas.microsoft.com/office/word/2015/wordml/symex" xmlns:wpg="http://schemas.microsoft.com/office/word/2010/wordprocessingGroup" xmlns:wpi="http://schemas.microsoft.com/office/word/2010/wordprocessingInk" xmlns:wne="http://schemas.microsoft.com/office/word/2006/wordml" xmlns:wps="http://schemas.microsoft.com/office/word/2010/wordprocessingShape" mc:Ignorable="w14 w15 w16se w16cid w16 w16cex w16sdtdh w16sdtfl w16du wp14">
   <w:body>
     <w:p>
       <w:pPr>
@@ -28,7 +28,6 @@
         <w:tc>
           <w:tcPr>
             <w:tcW w:w="0" w:type="auto"/>
-            <w:tcMar/>
             <w:vAlign w:val="center"/>
             <w:hideMark/>
           </w:tcPr>
@@ -52,7 +51,6 @@
               <w:tc>
                 <w:tcPr>
                   <w:tcW w:w="0" w:type="auto"/>
-                  <w:tcMar/>
                   <w:vAlign w:val="center"/>
                   <w:hideMark/>
                 </w:tcPr>
@@ -77,7 +75,6 @@
                       <w:tcPr>
                         <w:tcW w:w="0" w:type="auto"/>
                         <w:shd w:val="clear" w:color="auto" w:fill="FFFFFF" w:themeFill="background1"/>
-                        <w:tcMar/>
                         <w:hideMark/>
                       </w:tcPr>
                       <w:tbl>
@@ -97,7 +94,6 @@
                           <w:tc>
                             <w:tcPr>
                               <w:tcW w:w="0" w:type="auto"/>
-                              <w:tcMar/>
                               <w:vAlign w:val="center"/>
                               <w:hideMark/>
                             </w:tcPr>
@@ -117,7 +113,6 @@
                                 <w:tc>
                                   <w:tcPr>
                                     <w:tcW w:w="0" w:type="auto"/>
-                                    <w:tcMar/>
                                     <w:hideMark/>
                                   </w:tcPr>
                                   <w:tbl>
@@ -137,7 +132,6 @@
                                       <w:tc>
                                         <w:tcPr>
                                           <w:tcW w:w="0" w:type="auto"/>
-                                          <w:tcMar/>
                                           <w:hideMark/>
                                         </w:tcPr>
                                         <w:tbl>
@@ -150,13 +144,12 @@
                                             <w:tblLook w:val="04A0" w:firstRow="1" w:lastRow="0" w:firstColumn="1" w:lastColumn="0" w:noHBand="0" w:noVBand="1"/>
                                           </w:tblPr>
                                           <w:tblGrid>
-                                            <w:gridCol w:w="8504"/>
+                                            <w:gridCol w:w="9000"/>
                                           </w:tblGrid>
                                           <w:tr>
                                             <w:tc>
                                               <w:tcPr>
                                                 <w:tcW w:w="9000" w:type="dxa"/>
-                                                <w:tcMar/>
                                                 <w:hideMark/>
                                               </w:tcPr>
                                               <w:tbl>
@@ -169,13 +162,12 @@
                                                   <w:tblLook w:val="04A0" w:firstRow="1" w:lastRow="0" w:firstColumn="1" w:lastColumn="0" w:noHBand="0" w:noVBand="1"/>
                                                 </w:tblPr>
                                                 <w:tblGrid>
-                                                  <w:gridCol w:w="8504"/>
+                                                  <w:gridCol w:w="9000"/>
                                                 </w:tblGrid>
                                                 <w:tr>
                                                   <w:tc>
                                                     <w:tcPr>
                                                       <w:tcW w:w="0" w:type="auto"/>
-                                                      <w:tcMar/>
                                                       <w:vAlign w:val="center"/>
                                                       <w:hideMark/>
                                                     </w:tcPr>
@@ -192,14 +184,13 @@
                                                         <w:tblLook w:val="04A0" w:firstRow="1" w:lastRow="0" w:firstColumn="1" w:lastColumn="0" w:noHBand="0" w:noVBand="1"/>
                                                       </w:tblPr>
                                                       <w:tblGrid>
-                                                        <w:gridCol w:w="8504"/>
+                                                        <w:gridCol w:w="9000"/>
                                                       </w:tblGrid>
                                                       <w:tr>
                                                         <w:tc>
                                                           <w:tcPr>
                                                             <w:tcW w:w="0" w:type="auto"/>
                                                             <w:shd w:val="clear" w:color="auto" w:fill="EEEEEE"/>
-                                                            <w:tcMar/>
                                                             <w:vAlign w:val="center"/>
                                                             <w:hideMark/>
                                                           </w:tcPr>
@@ -225,16 +216,14 @@
                                                                 <w:tcPr>
                                                                   <w:tcW w:w="8594" w:type="dxa"/>
                                                                   <w:shd w:val="clear" w:color="auto" w:fill="FFFFFF" w:themeFill="background1"/>
-                                                                  <w:tcMar/>
                                                                   <w:vAlign w:val="center"/>
                                                                   <w:hideMark/>
                                                                 </w:tcPr>
                                                                 <w:p>
                                                                   <w:pPr>
                                                                     <w:spacing w:after="0" w:line="240" w:lineRule="auto"/>
-                                                                    <w:jc w:val="left"/>
-                                                                    <w:rPr>
-                                                                      <w:rFonts w:ascii="Verdana" w:hAnsi="Verdana" w:eastAsia="Times New Roman" w:cs="Times New Roman"/>
+                                                                    <w:rPr>
+                                                                      <w:rFonts w:ascii="Verdana" w:eastAsia="Times New Roman" w:hAnsi="Verdana" w:cs="Times New Roman"/>
                                                                       <w:kern w:val="0"/>
                                                                       <w:sz w:val="17"/>
                                                                       <w:szCs w:val="17"/>
@@ -243,28 +232,30 @@
                                                                     </w:rPr>
                                                                   </w:pPr>
                                                                   <w:r>
-                                                                    <w:rPr/>
                                                                     <w:t xml:space="preserve">     </w:t>
                                                                   </w:r>
                                                                   <w:r>
+                                                                    <w:rPr>
+                                                                      <w:noProof/>
+                                                                    </w:rPr>
                                                                     <w:drawing>
-                                                                      <wp:inline wp14:editId="455DB059" wp14:anchorId="79C83708">
+                                                                      <wp:inline distT="0" distB="0" distL="0" distR="0" wp14:anchorId="79C83708" wp14:editId="455DB059">
                                                                         <wp:extent cx="5143500" cy="1000125"/>
                                                                         <wp:effectExtent l="0" t="0" r="0" b="9525"/>
                                                                         <wp:docPr id="1781773235" name="Imagem 3" descr="Padrão do plano de fundo&#10;&#10;Descrição gerada automaticamente com confiança baixa"/>
                                                                         <wp:cNvGraphicFramePr>
-                                                                          <a:graphicFrameLocks noChangeAspect="1"/>
+                                                                          <a:graphicFrameLocks xmlns:a="http://schemas.openxmlformats.org/drawingml/2006/main" noChangeAspect="1"/>
                                                                         </wp:cNvGraphicFramePr>
-                                                                        <a:graphic>
-                                                                          <a:graphicData xmlns:a="http://schemas.openxmlformats.org/drawingml/2006/main" uri="http://schemas.openxmlformats.org/drawingml/2006/picture">
+                                                                        <a:graphic xmlns:a="http://schemas.openxmlformats.org/drawingml/2006/main">
+                                                                          <a:graphicData uri="http://schemas.openxmlformats.org/drawingml/2006/picture">
                                                                             <pic:pic xmlns:pic="http://schemas.openxmlformats.org/drawingml/2006/picture">
                                                                               <pic:nvPicPr>
                                                                                 <pic:cNvPr id="0" name="Imagem 3"/>
                                                                                 <pic:cNvPicPr/>
                                                                               </pic:nvPicPr>
                                                                               <pic:blipFill>
-                                                                                <a:blip xmlns:r="http://schemas.openxmlformats.org/officeDocument/2006/relationships" r:embed="Rba87c0e18b984266">
-                                                                                  <a:extLst xmlns:a="http://schemas.openxmlformats.org/drawingml/2006/main">
+                                                                                <a:blip r:embed="rId7">
+                                                                                  <a:extLst>
                                                                                     <a:ext uri="{28A0092B-C50C-407E-A947-70E740481C1C}">
                                                                                       <a14:useLocalDpi xmlns:a14="http://schemas.microsoft.com/office/drawing/2010/main" val="0"/>
                                                                                     </a:ext>
@@ -275,7 +266,7 @@
                                                                                 </a:stretch>
                                                                               </pic:blipFill>
                                                                               <pic:spPr>
-                                                                                <a:xfrm rot="0" flipH="0" flipV="0">
+                                                                                <a:xfrm>
                                                                                   <a:off x="0" y="0"/>
                                                                                   <a:ext cx="5143500" cy="1000125"/>
                                                                                 </a:xfrm>
@@ -311,10 +302,10 @@
                                                                 </w:tcPr>
                                                                 <w:p>
                                                                   <w:pPr>
-                                                                    <w:spacing w:before="0" w:beforeAutospacing="off" w:after="240" w:line="240" w:lineRule="auto"/>
+                                                                    <w:spacing w:after="240" w:line="240" w:lineRule="auto"/>
                                                                     <w:jc w:val="right"/>
                                                                     <w:rPr>
-                                                                      <w:rFonts w:ascii="Verdana" w:hAnsi="Verdana" w:eastAsia="Times New Roman" w:cs="Times New Roman"/>
+                                                                      <w:rFonts w:ascii="Verdana" w:eastAsia="Times New Roman" w:hAnsi="Verdana" w:cs="Times New Roman"/>
                                                                       <w:kern w:val="0"/>
                                                                       <w:sz w:val="17"/>
                                                                       <w:szCs w:val="17"/>
@@ -324,9 +315,9 @@
                                                                   </w:pPr>
                                                                   <w:r>
                                                                     <w:rPr>
-                                                                      <w:rFonts w:ascii="Verdana" w:hAnsi="Verdana" w:eastAsia="Times New Roman" w:cs="Times New Roman"/>
-                                                                      <w:b w:val="1"/>
-                                                                      <w:bCs w:val="1"/>
+                                                                      <w:rFonts w:ascii="Verdana" w:eastAsia="Times New Roman" w:hAnsi="Verdana" w:cs="Times New Roman"/>
+                                                                      <w:b/>
+                                                                      <w:bCs/>
                                                                       <w:kern w:val="0"/>
                                                                       <w:sz w:val="17"/>
                                                                       <w:szCs w:val="17"/>
@@ -338,12 +329,12 @@
                                                                 </w:p>
                                                                 <w:p>
                                                                   <w:pPr>
-                                                                    <w:spacing w:before="0" w:beforeAutospacing="off" w:after="240" w:line="240" w:lineRule="auto"/>
+                                                                    <w:spacing w:after="240" w:line="240" w:lineRule="auto"/>
                                                                     <w:jc w:val="right"/>
                                                                     <w:rPr>
-                                                                      <w:rFonts w:ascii="Verdana" w:hAnsi="Verdana" w:eastAsia="Times New Roman" w:cs="Times New Roman"/>
-                                                                      <w:b w:val="1"/>
-                                                                      <w:bCs w:val="1"/>
+                                                                      <w:rFonts w:ascii="Verdana" w:eastAsia="Times New Roman" w:hAnsi="Verdana" w:cs="Times New Roman"/>
+                                                                      <w:b/>
+                                                                      <w:bCs/>
                                                                       <w:kern w:val="0"/>
                                                                       <w:sz w:val="17"/>
                                                                       <w:szCs w:val="17"/>
@@ -353,9 +344,9 @@
                                                                   </w:pPr>
                                                                   <w:r>
                                                                     <w:rPr>
-                                                                      <w:rFonts w:ascii="Verdana" w:hAnsi="Verdana" w:eastAsia="Times New Roman" w:cs="Times New Roman"/>
-                                                                      <w:b w:val="1"/>
-                                                                      <w:bCs w:val="1"/>
+                                                                      <w:rFonts w:ascii="Verdana" w:eastAsia="Times New Roman" w:hAnsi="Verdana" w:cs="Times New Roman"/>
+                                                                      <w:b/>
+                                                                      <w:bCs/>
                                                                       <w:sz w:val="17"/>
                                                                       <w:szCs w:val="17"/>
                                                                       <w:lang w:eastAsia="pt-BR"/>
@@ -364,9 +355,9 @@
                                                                   </w:r>
                                                                   <w:r>
                                                                     <w:rPr>
-                                                                      <w:rFonts w:ascii="Verdana" w:hAnsi="Verdana" w:eastAsia="Times New Roman" w:cs="Times New Roman"/>
-                                                                      <w:b w:val="1"/>
-                                                                      <w:bCs w:val="1"/>
+                                                                      <w:rFonts w:ascii="Verdana" w:eastAsia="Times New Roman" w:hAnsi="Verdana" w:cs="Times New Roman"/>
+                                                                      <w:b/>
+                                                                      <w:bCs/>
                                                                       <w:sz w:val="17"/>
                                                                       <w:szCs w:val="17"/>
                                                                       <w:lang w:eastAsia="pt-BR"/>
@@ -375,20 +366,21 @@
                                                                   </w:r>
                                                                   <w:r>
                                                                     <w:rPr>
-                                                                      <w:rFonts w:ascii="Verdana" w:hAnsi="Verdana" w:eastAsia="Times New Roman" w:cs="Times New Roman"/>
-                                                                      <w:b w:val="1"/>
-                                                                      <w:bCs w:val="1"/>
+                                                                      <w:rFonts w:ascii="Verdana" w:eastAsia="Times New Roman" w:hAnsi="Verdana" w:cs="Times New Roman"/>
+                                                                      <w:b/>
+                                                                      <w:bCs/>
                                                                       <w:sz w:val="17"/>
                                                                       <w:szCs w:val="17"/>
                                                                       <w:lang w:eastAsia="pt-BR"/>
                                                                     </w:rPr>
                                                                     <w:t xml:space="preserve"> </w:t>
                                                                   </w:r>
-                                                                  <w:r>
-                                                                    <w:rPr>
-                                                                      <w:rFonts w:ascii="Verdana" w:hAnsi="Verdana" w:eastAsia="Times New Roman" w:cs="Times New Roman"/>
-                                                                      <w:b w:val="1"/>
-                                                                      <w:bCs w:val="1"/>
+                                                                  <w:proofErr w:type="gramStart"/>
+                                                                  <w:r>
+                                                                    <w:rPr>
+                                                                      <w:rFonts w:ascii="Verdana" w:eastAsia="Times New Roman" w:hAnsi="Verdana" w:cs="Times New Roman"/>
+                                                                      <w:b/>
+                                                                      <w:bCs/>
                                                                       <w:sz w:val="17"/>
                                                                       <w:szCs w:val="17"/>
                                                                       <w:lang w:eastAsia="pt-BR"/>
@@ -397,31 +389,33 @@
                                                                   </w:r>
                                                                   <w:r>
                                                                     <w:rPr>
-                                                                      <w:rFonts w:ascii="Verdana" w:hAnsi="Verdana" w:eastAsia="Times New Roman" w:cs="Times New Roman"/>
-                                                                      <w:b w:val="1"/>
-                                                                      <w:bCs w:val="1"/>
+                                                                      <w:rFonts w:ascii="Verdana" w:eastAsia="Times New Roman" w:hAnsi="Verdana" w:cs="Times New Roman"/>
+                                                                      <w:b/>
+                                                                      <w:bCs/>
                                                                       <w:sz w:val="17"/>
                                                                       <w:szCs w:val="17"/>
                                                                       <w:lang w:eastAsia="pt-BR"/>
                                                                     </w:rPr>
                                                                     <w:t>MESADESAO</w:t>
                                                                   </w:r>
-                                                                  <w:r>
-                                                                    <w:rPr>
-                                                                      <w:rFonts w:ascii="Verdana" w:hAnsi="Verdana" w:eastAsia="Times New Roman" w:cs="Times New Roman"/>
-                                                                      <w:b w:val="1"/>
-                                                                      <w:bCs w:val="1"/>
+                                                                  <w:proofErr w:type="gramEnd"/>
+                                                                  <w:r>
+                                                                    <w:rPr>
+                                                                      <w:rFonts w:ascii="Verdana" w:eastAsia="Times New Roman" w:hAnsi="Verdana" w:cs="Times New Roman"/>
+                                                                      <w:b/>
+                                                                      <w:bCs/>
                                                                       <w:sz w:val="17"/>
                                                                       <w:szCs w:val="17"/>
                                                                       <w:lang w:eastAsia="pt-BR"/>
                                                                     </w:rPr>
                                                                     <w:t xml:space="preserve"> </w:t>
                                                                   </w:r>
-                                                                  <w:r>
-                                                                    <w:rPr>
-                                                                      <w:rFonts w:ascii="Verdana" w:hAnsi="Verdana" w:eastAsia="Times New Roman" w:cs="Times New Roman"/>
-                                                                      <w:b w:val="1"/>
-                                                                      <w:bCs w:val="1"/>
+                                                                  <w:proofErr w:type="gramStart"/>
+                                                                  <w:r>
+                                                                    <w:rPr>
+                                                                      <w:rFonts w:ascii="Verdana" w:eastAsia="Times New Roman" w:hAnsi="Verdana" w:cs="Times New Roman"/>
+                                                                      <w:b/>
+                                                                      <w:bCs/>
                                                                       <w:sz w:val="17"/>
                                                                       <w:szCs w:val="17"/>
                                                                       <w:lang w:eastAsia="pt-BR"/>
@@ -430,20 +424,21 @@
                                                                   </w:r>
                                                                   <w:r>
                                                                     <w:rPr>
-                                                                      <w:rFonts w:ascii="Verdana" w:hAnsi="Verdana" w:eastAsia="Times New Roman" w:cs="Times New Roman"/>
-                                                                      <w:b w:val="1"/>
-                                                                      <w:bCs w:val="1"/>
+                                                                      <w:rFonts w:ascii="Verdana" w:eastAsia="Times New Roman" w:hAnsi="Verdana" w:cs="Times New Roman"/>
+                                                                      <w:b/>
+                                                                      <w:bCs/>
                                                                       <w:sz w:val="17"/>
                                                                       <w:szCs w:val="17"/>
                                                                       <w:lang w:eastAsia="pt-BR"/>
                                                                     </w:rPr>
                                                                     <w:t>/</w:t>
                                                                   </w:r>
-                                                                  <w:r>
-                                                                    <w:rPr>
-                                                                      <w:rFonts w:ascii="Verdana" w:hAnsi="Verdana" w:eastAsia="Times New Roman" w:cs="Times New Roman"/>
-                                                                      <w:b w:val="1"/>
-                                                                      <w:bCs w:val="1"/>
+                                                                  <w:proofErr w:type="gramEnd"/>
+                                                                  <w:r>
+                                                                    <w:rPr>
+                                                                      <w:rFonts w:ascii="Verdana" w:eastAsia="Times New Roman" w:hAnsi="Verdana" w:cs="Times New Roman"/>
+                                                                      <w:b/>
+                                                                      <w:bCs/>
                                                                       <w:sz w:val="17"/>
                                                                       <w:szCs w:val="17"/>
                                                                       <w:lang w:eastAsia="pt-BR"/>
@@ -452,9 +447,9 @@
                                                                   </w:r>
                                                                   <w:r>
                                                                     <w:rPr>
-                                                                      <w:rFonts w:ascii="Verdana" w:hAnsi="Verdana" w:eastAsia="Times New Roman" w:cs="Times New Roman"/>
-                                                                      <w:b w:val="1"/>
-                                                                      <w:bCs w:val="1"/>
+                                                                      <w:rFonts w:ascii="Verdana" w:eastAsia="Times New Roman" w:hAnsi="Verdana" w:cs="Times New Roman"/>
+                                                                      <w:b/>
+                                                                      <w:bCs/>
                                                                       <w:sz w:val="17"/>
                                                                       <w:szCs w:val="17"/>
                                                                       <w:lang w:eastAsia="pt-BR"/>
@@ -467,10 +462,10 @@
                                                                     <w:tblW w:w="5000" w:type="pct"/>
                                                                     <w:jc w:val="center"/>
                                                                     <w:tblBorders>
-                                                                      <w:top w:val="outset" w:color="C6D9F1" w:sz="6" w:space="0"/>
-                                                                      <w:left w:val="outset" w:color="C6D9F1" w:sz="6" w:space="0"/>
-                                                                      <w:bottom w:val="outset" w:color="C6D9F1" w:sz="6" w:space="0"/>
-                                                                      <w:right w:val="outset" w:color="C6D9F1" w:sz="6" w:space="0"/>
+                                                                      <w:top w:val="outset" w:sz="6" w:space="0" w:color="C6D9F1"/>
+                                                                      <w:left w:val="outset" w:sz="6" w:space="0" w:color="C6D9F1"/>
+                                                                      <w:bottom w:val="outset" w:sz="6" w:space="0" w:color="C6D9F1"/>
+                                                                      <w:right w:val="outset" w:sz="6" w:space="0" w:color="C6D9F1"/>
                                                                     </w:tblBorders>
                                                                     <w:tblCellMar>
                                                                       <w:top w:w="75" w:type="dxa"/>
@@ -481,33 +476,32 @@
                                                                     <w:tblLook w:val="04A0" w:firstRow="1" w:lastRow="0" w:firstColumn="1" w:lastColumn="0" w:noHBand="0" w:noVBand="1"/>
                                                                   </w:tblPr>
                                                                   <w:tblGrid>
-                                                                    <w:gridCol w:w="5662"/>
-                                                                    <w:gridCol w:w="2316"/>
+                                                                    <w:gridCol w:w="5648"/>
+                                                                    <w:gridCol w:w="2330"/>
                                                                   </w:tblGrid>
                                                                   <w:tr>
                                                                     <w:trPr>
+                                                                      <w:trHeight w:val="300"/>
                                                                       <w:jc w:val="center"/>
-                                                                      <w:trHeight w:val="300"/>
                                                                     </w:trPr>
                                                                     <w:tc>
                                                                       <w:tcPr>
                                                                         <w:tcW w:w="6675" w:type="dxa"/>
                                                                         <w:tcBorders>
-                                                                          <w:top w:val="outset" w:color="C6D9F1" w:sz="6" w:space="0"/>
-                                                                          <w:left w:val="outset" w:color="C6D9F1" w:sz="6" w:space="0"/>
-                                                                          <w:bottom w:val="outset" w:color="C6D9F1" w:sz="6" w:space="0"/>
-                                                                          <w:right w:val="outset" w:color="C6D9F1" w:sz="6" w:space="0"/>
+                                                                          <w:top w:val="outset" w:sz="6" w:space="0" w:color="C6D9F1"/>
+                                                                          <w:left w:val="outset" w:sz="6" w:space="0" w:color="C6D9F1"/>
+                                                                          <w:bottom w:val="outset" w:sz="6" w:space="0" w:color="C6D9F1"/>
+                                                                          <w:right w:val="outset" w:sz="6" w:space="0" w:color="C6D9F1"/>
                                                                         </w:tcBorders>
                                                                         <w:shd w:val="clear" w:color="auto" w:fill="C6D9F1"/>
-                                                                        <w:tcMar/>
                                                                         <w:vAlign w:val="center"/>
                                                                         <w:hideMark/>
                                                                       </w:tcPr>
                                                                       <w:p>
                                                                         <w:pPr>
-                                                                          <w:spacing w:before="0" w:beforeAutospacing="off" w:after="0" w:line="240" w:lineRule="auto"/>
+                                                                          <w:spacing w:after="0" w:line="240" w:lineRule="auto"/>
                                                                           <w:rPr>
-                                                                            <w:rFonts w:ascii="Verdana" w:hAnsi="Verdana" w:eastAsia="Times New Roman" w:cs="Times New Roman"/>
+                                                                            <w:rFonts w:ascii="Verdana" w:eastAsia="Times New Roman" w:hAnsi="Verdana" w:cs="Times New Roman"/>
                                                                             <w:kern w:val="0"/>
                                                                             <w:sz w:val="17"/>
                                                                             <w:szCs w:val="17"/>
@@ -517,9 +511,9 @@
                                                                         </w:pPr>
                                                                         <w:r>
                                                                           <w:rPr>
-                                                                            <w:rFonts w:ascii="Verdana" w:hAnsi="Verdana" w:eastAsia="Times New Roman" w:cs="Times New Roman"/>
-                                                                            <w:b w:val="1"/>
-                                                                            <w:bCs w:val="1"/>
+                                                                            <w:rFonts w:ascii="Verdana" w:eastAsia="Times New Roman" w:hAnsi="Verdana" w:cs="Times New Roman"/>
+                                                                            <w:b/>
+                                                                            <w:bCs/>
                                                                             <w:kern w:val="0"/>
                                                                             <w:sz w:val="17"/>
                                                                             <w:szCs w:val="17"/>
@@ -534,22 +528,21 @@
                                                                       <w:tcPr>
                                                                         <w:tcW w:w="2550" w:type="dxa"/>
                                                                         <w:tcBorders>
-                                                                          <w:top w:val="outset" w:color="C6D9F1" w:sz="6" w:space="0"/>
-                                                                          <w:left w:val="outset" w:color="C6D9F1" w:sz="6" w:space="0"/>
-                                                                          <w:bottom w:val="outset" w:color="C6D9F1" w:sz="6" w:space="0"/>
-                                                                          <w:right w:val="outset" w:color="C6D9F1" w:sz="6" w:space="0"/>
+                                                                          <w:top w:val="outset" w:sz="6" w:space="0" w:color="C6D9F1"/>
+                                                                          <w:left w:val="outset" w:sz="6" w:space="0" w:color="C6D9F1"/>
+                                                                          <w:bottom w:val="outset" w:sz="6" w:space="0" w:color="C6D9F1"/>
+                                                                          <w:right w:val="outset" w:sz="6" w:space="0" w:color="C6D9F1"/>
                                                                         </w:tcBorders>
                                                                         <w:shd w:val="clear" w:color="auto" w:fill="C6D9F1"/>
-                                                                        <w:tcMar/>
                                                                         <w:vAlign w:val="center"/>
                                                                         <w:hideMark/>
                                                                       </w:tcPr>
                                                                       <w:p>
                                                                         <w:pPr>
-                                                                          <w:spacing w:before="0" w:beforeAutospacing="off" w:after="0" w:line="240" w:lineRule="auto"/>
+                                                                          <w:spacing w:after="0" w:line="240" w:lineRule="auto"/>
                                                                           <w:jc w:val="both"/>
                                                                           <w:rPr>
-                                                                            <w:rFonts w:ascii="Verdana" w:hAnsi="Verdana" w:eastAsia="Times New Roman" w:cs="Times New Roman"/>
+                                                                            <w:rFonts w:ascii="Verdana" w:eastAsia="Times New Roman" w:hAnsi="Verdana" w:cs="Times New Roman"/>
                                                                             <w:kern w:val="0"/>
                                                                             <w:sz w:val="17"/>
                                                                             <w:szCs w:val="17"/>
@@ -559,9 +552,9 @@
                                                                         </w:pPr>
                                                                         <w:r>
                                                                           <w:rPr>
-                                                                            <w:rFonts w:ascii="Verdana" w:hAnsi="Verdana" w:eastAsia="Times New Roman" w:cs="Times New Roman"/>
-                                                                            <w:b w:val="1"/>
-                                                                            <w:bCs w:val="1"/>
+                                                                            <w:rFonts w:ascii="Verdana" w:eastAsia="Times New Roman" w:hAnsi="Verdana" w:cs="Times New Roman"/>
+                                                                            <w:b/>
+                                                                            <w:bCs/>
                                                                             <w:kern w:val="0"/>
                                                                             <w:sz w:val="17"/>
                                                                             <w:szCs w:val="17"/>
@@ -575,92 +568,65 @@
                                                                   </w:tr>
                                                                   <w:tr>
                                                                     <w:trPr>
+                                                                      <w:trHeight w:val="315"/>
                                                                       <w:jc w:val="center"/>
-                                                                      <w:trHeight w:val="315"/>
                                                                     </w:trPr>
                                                                     <w:tc>
                                                                       <w:tcPr>
                                                                         <w:tcW w:w="6675" w:type="dxa"/>
                                                                         <w:tcBorders>
-                                                                          <w:top w:val="outset" w:color="C6D9F1" w:sz="6" w:space="0"/>
-                                                                          <w:left w:val="outset" w:color="C6D9F1" w:sz="6" w:space="0"/>
-                                                                          <w:bottom w:val="outset" w:color="C6D9F1" w:sz="6" w:space="0"/>
-                                                                          <w:right w:val="outset" w:color="C6D9F1" w:sz="6" w:space="0"/>
+                                                                          <w:top w:val="outset" w:sz="6" w:space="0" w:color="C6D9F1"/>
+                                                                          <w:left w:val="outset" w:sz="6" w:space="0" w:color="C6D9F1"/>
+                                                                          <w:bottom w:val="outset" w:sz="6" w:space="0" w:color="C6D9F1"/>
+                                                                          <w:right w:val="outset" w:sz="6" w:space="0" w:color="C6D9F1"/>
                                                                         </w:tcBorders>
-                                                                        <w:tcMar/>
                                                                         <w:vAlign w:val="center"/>
                                                                         <w:hideMark/>
                                                                       </w:tcPr>
                                                                       <w:p>
                                                                         <w:pPr>
-                                                                          <w:suppressLineNumbers w:val="0"/>
-                                                                          <w:bidi w:val="0"/>
-                                                                          <w:spacing w:before="240" w:beforeAutospacing="off" w:after="240" w:afterAutospacing="off" w:line="278" w:lineRule="auto"/>
-                                                                          <w:ind w:left="0" w:right="0"/>
-                                                                          <w:jc w:val="left"/>
+                                                                          <w:spacing w:before="240" w:after="240" w:line="278" w:lineRule="auto"/>
                                                                           <w:rPr>
-                                                                            <w:rFonts w:ascii="Verdana" w:hAnsi="Verdana" w:eastAsia="Verdana" w:cs="Verdana"/>
-                                                                            <w:b w:val="1"/>
-                                                                            <w:bCs w:val="1"/>
-                                                                            <w:i w:val="0"/>
-                                                                            <w:iCs w:val="0"/>
-                                                                            <w:caps w:val="0"/>
-                                                                            <w:smallCaps w:val="0"/>
-                                                                            <w:noProof w:val="0"/>
-                                                                            <w:color w:val="000000" w:themeColor="text1" w:themeTint="FF" w:themeShade="FF"/>
+                                                                            <w:rFonts w:ascii="Verdana" w:eastAsia="Verdana" w:hAnsi="Verdana" w:cs="Verdana"/>
+                                                                            <w:b/>
+                                                                            <w:bCs/>
+                                                                            <w:color w:val="000000" w:themeColor="text1"/>
                                                                             <w:sz w:val="16"/>
                                                                             <w:szCs w:val="16"/>
-                                                                            <w:lang w:val="pt-BR"/>
                                                                           </w:rPr>
                                                                         </w:pPr>
+                                                                        <w:proofErr w:type="gramStart"/>
                                                                         <w:r>
                                                                           <w:rPr>
-                                                                            <w:rFonts w:ascii="Verdana" w:hAnsi="Verdana" w:eastAsia="Verdana" w:cs="Verdana"/>
-                                                                            <w:b w:val="1"/>
-                                                                            <w:bCs w:val="1"/>
-                                                                            <w:i w:val="0"/>
-                                                                            <w:iCs w:val="0"/>
-                                                                            <w:caps w:val="0"/>
-                                                                            <w:smallCaps w:val="0"/>
-                                                                            <w:noProof w:val="0"/>
-                                                                            <w:color w:val="000000" w:themeColor="text1" w:themeTint="FF" w:themeShade="FF"/>
+                                                                            <w:rFonts w:ascii="Verdana" w:eastAsia="Verdana" w:hAnsi="Verdana" w:cs="Verdana"/>
+                                                                            <w:b/>
+                                                                            <w:bCs/>
+                                                                            <w:color w:val="000000" w:themeColor="text1"/>
                                                                             <w:sz w:val="16"/>
                                                                             <w:szCs w:val="16"/>
-                                                                            <w:lang w:val="pt-BR"/>
                                                                           </w:rPr>
                                                                           <w:t xml:space="preserve">{{ </w:t>
                                                                         </w:r>
                                                                         <w:r>
                                                                           <w:rPr>
-                                                                            <w:rFonts w:ascii="Verdana" w:hAnsi="Verdana" w:eastAsia="Verdana" w:cs="Verdana"/>
-                                                                            <w:b w:val="1"/>
-                                                                            <w:bCs w:val="1"/>
-                                                                            <w:i w:val="0"/>
-                                                                            <w:iCs w:val="0"/>
-                                                                            <w:caps w:val="0"/>
-                                                                            <w:smallCaps w:val="0"/>
-                                                                            <w:noProof w:val="0"/>
-                                                                            <w:color w:val="000000" w:themeColor="text1" w:themeTint="FF" w:themeShade="FF"/>
+                                                                            <w:rFonts w:ascii="Verdana" w:eastAsia="Verdana" w:hAnsi="Verdana" w:cs="Verdana"/>
+                                                                            <w:b/>
+                                                                            <w:bCs/>
+                                                                            <w:color w:val="000000" w:themeColor="text1"/>
                                                                             <w:sz w:val="16"/>
                                                                             <w:szCs w:val="16"/>
-                                                                            <w:lang w:val="pt-BR"/>
                                                                           </w:rPr>
                                                                           <w:t>NOMEBENEFICIARIO</w:t>
                                                                         </w:r>
+                                                                        <w:proofErr w:type="gramEnd"/>
                                                                         <w:r>
                                                                           <w:rPr>
-                                                                            <w:rFonts w:ascii="Verdana" w:hAnsi="Verdana" w:eastAsia="Verdana" w:cs="Verdana"/>
-                                                                            <w:b w:val="1"/>
-                                                                            <w:bCs w:val="1"/>
-                                                                            <w:i w:val="0"/>
-                                                                            <w:iCs w:val="0"/>
-                                                                            <w:caps w:val="0"/>
-                                                                            <w:smallCaps w:val="0"/>
-                                                                            <w:noProof w:val="0"/>
-                                                                            <w:color w:val="000000" w:themeColor="text1" w:themeTint="FF" w:themeShade="FF"/>
+                                                                            <w:rFonts w:ascii="Verdana" w:eastAsia="Verdana" w:hAnsi="Verdana" w:cs="Verdana"/>
+                                                                            <w:b/>
+                                                                            <w:bCs/>
+                                                                            <w:color w:val="000000" w:themeColor="text1"/>
                                                                             <w:sz w:val="16"/>
                                                                             <w:szCs w:val="16"/>
-                                                                            <w:lang w:val="pt-BR"/>
                                                                           </w:rPr>
                                                                           <w:t xml:space="preserve"> }}</w:t>
                                                                         </w:r>
@@ -670,86 +636,59 @@
                                                                       <w:tcPr>
                                                                         <w:tcW w:w="2550" w:type="dxa"/>
                                                                         <w:tcBorders>
-                                                                          <w:top w:val="outset" w:color="C6D9F1" w:sz="6" w:space="0"/>
-                                                                          <w:left w:val="outset" w:color="C6D9F1" w:sz="6" w:space="0"/>
-                                                                          <w:bottom w:val="outset" w:color="C6D9F1" w:sz="6" w:space="0"/>
-                                                                          <w:right w:val="outset" w:color="C6D9F1" w:sz="6" w:space="0"/>
+                                                                          <w:top w:val="outset" w:sz="6" w:space="0" w:color="C6D9F1"/>
+                                                                          <w:left w:val="outset" w:sz="6" w:space="0" w:color="C6D9F1"/>
+                                                                          <w:bottom w:val="outset" w:sz="6" w:space="0" w:color="C6D9F1"/>
+                                                                          <w:right w:val="outset" w:sz="6" w:space="0" w:color="C6D9F1"/>
                                                                         </w:tcBorders>
-                                                                        <w:tcMar/>
                                                                         <w:vAlign w:val="center"/>
                                                                         <w:hideMark/>
                                                                       </w:tcPr>
                                                                       <w:p>
                                                                         <w:pPr>
-                                                                          <w:pStyle w:val="Normal"/>
-                                                                          <w:suppressLineNumbers w:val="0"/>
-                                                                          <w:bidi w:val="0"/>
-                                                                          <w:spacing w:before="0" w:beforeAutospacing="off" w:after="160" w:afterAutospacing="off" w:line="278" w:lineRule="auto"/>
-                                                                          <w:ind w:left="0" w:right="0"/>
+                                                                          <w:spacing w:line="278" w:lineRule="auto"/>
                                                                           <w:jc w:val="center"/>
                                                                           <w:rPr>
-                                                                            <w:rFonts w:ascii="Verdana" w:hAnsi="Verdana" w:eastAsia="Verdana" w:cs="Verdana"/>
-                                                                            <w:b w:val="1"/>
-                                                                            <w:bCs w:val="1"/>
-                                                                            <w:i w:val="0"/>
-                                                                            <w:iCs w:val="0"/>
-                                                                            <w:caps w:val="0"/>
-                                                                            <w:smallCaps w:val="0"/>
-                                                                            <w:noProof w:val="0"/>
-                                                                            <w:color w:val="000000" w:themeColor="text1" w:themeTint="FF" w:themeShade="FF"/>
+                                                                            <w:rFonts w:ascii="Verdana" w:eastAsia="Verdana" w:hAnsi="Verdana" w:cs="Verdana"/>
+                                                                            <w:b/>
+                                                                            <w:bCs/>
+                                                                            <w:color w:val="000000" w:themeColor="text1"/>
                                                                             <w:sz w:val="16"/>
                                                                             <w:szCs w:val="16"/>
-                                                                            <w:lang w:val="pt-BR"/>
                                                                           </w:rPr>
                                                                         </w:pPr>
+                                                                        <w:proofErr w:type="gramStart"/>
                                                                         <w:r>
                                                                           <w:rPr>
-                                                                            <w:rFonts w:ascii="Verdana" w:hAnsi="Verdana" w:eastAsia="Verdana" w:cs="Verdana"/>
-                                                                            <w:b w:val="1"/>
-                                                                            <w:bCs w:val="1"/>
-                                                                            <w:i w:val="0"/>
-                                                                            <w:iCs w:val="0"/>
-                                                                            <w:caps w:val="0"/>
-                                                                            <w:smallCaps w:val="0"/>
-                                                                            <w:noProof w:val="0"/>
-                                                                            <w:color w:val="000000" w:themeColor="text1" w:themeTint="FF" w:themeShade="FF"/>
+                                                                            <w:rFonts w:ascii="Verdana" w:eastAsia="Verdana" w:hAnsi="Verdana" w:cs="Verdana"/>
+                                                                            <w:b/>
+                                                                            <w:bCs/>
+                                                                            <w:color w:val="000000" w:themeColor="text1"/>
                                                                             <w:sz w:val="16"/>
                                                                             <w:szCs w:val="16"/>
-                                                                            <w:lang w:val="pt-BR"/>
                                                                           </w:rPr>
                                                                           <w:t xml:space="preserve">{{ </w:t>
                                                                         </w:r>
                                                                         <w:r>
                                                                           <w:rPr>
-                                                                            <w:rFonts w:ascii="Verdana" w:hAnsi="Verdana" w:eastAsia="Verdana" w:cs="Verdana"/>
-                                                                            <w:b w:val="1"/>
-                                                                            <w:bCs w:val="1"/>
-                                                                            <w:i w:val="0"/>
-                                                                            <w:iCs w:val="0"/>
-                                                                            <w:caps w:val="0"/>
-                                                                            <w:smallCaps w:val="0"/>
-                                                                            <w:noProof w:val="0"/>
-                                                                            <w:color w:val="000000" w:themeColor="text1" w:themeTint="FF" w:themeShade="FF"/>
+                                                                            <w:rFonts w:ascii="Verdana" w:eastAsia="Verdana" w:hAnsi="Verdana" w:cs="Verdana"/>
+                                                                            <w:b/>
+                                                                            <w:bCs/>
+                                                                            <w:color w:val="000000" w:themeColor="text1"/>
                                                                             <w:sz w:val="16"/>
                                                                             <w:szCs w:val="16"/>
-                                                                            <w:lang w:val="pt-BR"/>
                                                                           </w:rPr>
                                                                           <w:t>NUMEROPLANO</w:t>
                                                                         </w:r>
+                                                                        <w:proofErr w:type="gramEnd"/>
                                                                         <w:r>
                                                                           <w:rPr>
-                                                                            <w:rFonts w:ascii="Verdana" w:hAnsi="Verdana" w:eastAsia="Verdana" w:cs="Verdana"/>
-                                                                            <w:b w:val="1"/>
-                                                                            <w:bCs w:val="1"/>
-                                                                            <w:i w:val="0"/>
-                                                                            <w:iCs w:val="0"/>
-                                                                            <w:caps w:val="0"/>
-                                                                            <w:smallCaps w:val="0"/>
-                                                                            <w:noProof w:val="0"/>
-                                                                            <w:color w:val="000000" w:themeColor="text1" w:themeTint="FF" w:themeShade="FF"/>
+                                                                            <w:rFonts w:ascii="Verdana" w:eastAsia="Verdana" w:hAnsi="Verdana" w:cs="Verdana"/>
+                                                                            <w:b/>
+                                                                            <w:bCs/>
+                                                                            <w:color w:val="000000" w:themeColor="text1"/>
                                                                             <w:sz w:val="16"/>
                                                                             <w:szCs w:val="16"/>
-                                                                            <w:lang w:val="pt-BR"/>
                                                                           </w:rPr>
                                                                           <w:t xml:space="preserve"> }}</w:t>
                                                                         </w:r>
@@ -759,411 +698,291 @@
                                                                 </w:tbl>
                                                                 <w:p>
                                                                   <w:pPr>
-                                                                    <w:suppressLineNumbers w:val="0"/>
-                                                                    <w:bidi w:val="0"/>
-                                                                    <w:spacing w:before="0" w:beforeAutospacing="off" w:after="240" w:afterAutospacing="off" w:line="240" w:lineRule="auto"/>
+                                                                    <w:spacing w:after="240" w:line="240" w:lineRule="auto"/>
                                                                     <w:jc w:val="both"/>
                                                                     <w:rPr>
-                                                                      <w:rFonts w:ascii="Calibri" w:hAnsi="Calibri" w:eastAsia="Calibri" w:cs="" w:asciiTheme="minorAscii" w:hAnsiTheme="minorAscii" w:eastAsiaTheme="minorAscii" w:cstheme="minorBidi"/>
-                                                                      <w:color w:val="auto"/>
+                                                                      <w:rFonts w:eastAsiaTheme="minorEastAsia"/>
                                                                       <w:sz w:val="20"/>
                                                                       <w:szCs w:val="20"/>
-                                                                      <w:lang w:eastAsia="pt-BR" w:bidi="ar-SA"/>
+                                                                      <w:lang w:eastAsia="pt-BR"/>
                                                                     </w:rPr>
                                                                   </w:pPr>
                                                                 </w:p>
                                                                 <w:p>
                                                                   <w:pPr>
-                                                                    <w:suppressLineNumbers w:val="0"/>
-                                                                    <w:bidi w:val="0"/>
-                                                                    <w:spacing w:before="0" w:beforeAutospacing="off" w:after="240" w:afterAutospacing="off" w:line="240" w:lineRule="auto"/>
-                                                                    <w:ind/>
-                                                                    <w:jc w:val="left"/>
-                                                                    <w:rPr>
-                                                                      <w:rFonts w:ascii="Verdana" w:hAnsi="Verdana" w:eastAsia="Verdana" w:cs="Verdana"/>
-                                                                      <w:color w:val="auto"/>
-                                                                      <w:sz w:val="16"/>
-                                                                      <w:szCs w:val="16"/>
-                                                                      <w:lang w:eastAsia="pt-BR" w:bidi="ar-SA"/>
+                                                                    <w:spacing w:after="240" w:line="240" w:lineRule="auto"/>
+                                                                    <w:rPr>
+                                                                      <w:rFonts w:ascii="Verdana" w:eastAsia="Verdana" w:hAnsi="Verdana" w:cs="Verdana"/>
+                                                                      <w:sz w:val="16"/>
+                                                                      <w:szCs w:val="16"/>
+                                                                      <w:lang w:eastAsia="pt-BR"/>
                                                                     </w:rPr>
                                                                   </w:pPr>
                                                                   <w:r>
                                                                     <w:rPr>
-                                                                      <w:rFonts w:ascii="Verdana" w:hAnsi="Verdana" w:eastAsia="Verdana" w:cs="Verdana"/>
-                                                                      <w:color w:val="auto"/>
-                                                                      <w:sz w:val="16"/>
-                                                                      <w:szCs w:val="16"/>
-                                                                      <w:lang w:eastAsia="pt-BR" w:bidi="ar-SA"/>
+                                                                      <w:rFonts w:ascii="Verdana" w:eastAsia="Verdana" w:hAnsi="Verdana" w:cs="Verdana"/>
+                                                                      <w:sz w:val="16"/>
+                                                                      <w:szCs w:val="16"/>
+                                                                      <w:lang w:eastAsia="pt-BR"/>
                                                                     </w:rPr>
                                                                     <w:t>Prezado(a)</w:t>
                                                                   </w:r>
                                                                   <w:r>
                                                                     <w:rPr>
-                                                                      <w:rFonts w:ascii="Verdana" w:hAnsi="Verdana" w:eastAsia="Verdana" w:cs="Verdana"/>
-                                                                      <w:color w:val="auto"/>
-                                                                      <w:sz w:val="16"/>
-                                                                      <w:szCs w:val="16"/>
-                                                                      <w:lang w:eastAsia="pt-BR" w:bidi="ar-SA"/>
+                                                                      <w:rFonts w:ascii="Verdana" w:eastAsia="Verdana" w:hAnsi="Verdana" w:cs="Verdana"/>
+                                                                      <w:sz w:val="16"/>
+                                                                      <w:szCs w:val="16"/>
+                                                                      <w:lang w:eastAsia="pt-BR"/>
                                                                     </w:rPr>
                                                                     <w:t xml:space="preserve"> </w:t>
                                                                   </w:r>
                                                                   <w:r>
                                                                     <w:rPr>
-                                                                      <w:rFonts w:ascii="Verdana" w:hAnsi="Verdana" w:eastAsia="Verdana" w:cs="Verdana"/>
-                                                                      <w:color w:val="auto"/>
-                                                                      <w:sz w:val="16"/>
-                                                                      <w:szCs w:val="16"/>
-                                                                      <w:lang w:eastAsia="pt-BR" w:bidi="ar-SA"/>
+                                                                      <w:rFonts w:ascii="Verdana" w:eastAsia="Verdana" w:hAnsi="Verdana" w:cs="Verdana"/>
+                                                                      <w:sz w:val="16"/>
+                                                                      <w:szCs w:val="16"/>
+                                                                      <w:lang w:eastAsia="pt-BR"/>
                                                                     </w:rPr>
                                                                     <w:t>participante,</w:t>
                                                                   </w:r>
                                                                 </w:p>
                                                                 <w:p>
                                                                   <w:pPr>
-                                                                    <w:suppressLineNumbers w:val="0"/>
-                                                                    <w:bidi w:val="0"/>
-                                                                    <w:spacing w:before="0" w:beforeAutospacing="off" w:after="240" w:afterAutospacing="off" w:line="240" w:lineRule="auto"/>
-                                                                    <w:ind/>
+                                                                    <w:spacing w:after="240" w:line="240" w:lineRule="auto"/>
                                                                     <w:jc w:val="both"/>
                                                                     <w:rPr>
-                                                                      <w:rFonts w:ascii="Verdana" w:hAnsi="Verdana" w:eastAsia="Verdana" w:cs="Verdana"/>
-                                                                      <w:color w:val="auto"/>
-                                                                      <w:sz w:val="16"/>
-                                                                      <w:szCs w:val="16"/>
-                                                                      <w:lang w:eastAsia="pt-BR" w:bidi="ar-SA"/>
+                                                                      <w:rFonts w:ascii="Verdana" w:eastAsia="Verdana" w:hAnsi="Verdana" w:cs="Verdana"/>
+                                                                      <w:sz w:val="16"/>
+                                                                      <w:szCs w:val="16"/>
+                                                                      <w:lang w:eastAsia="pt-BR"/>
                                                                     </w:rPr>
                                                                   </w:pPr>
                                                                   <w:r>
                                                                     <w:rPr>
-                                                                      <w:rFonts w:ascii="Verdana" w:hAnsi="Verdana" w:eastAsia="Verdana" w:cs="Verdana"/>
-                                                                      <w:color w:val="auto"/>
-                                                                      <w:sz w:val="16"/>
-                                                                      <w:szCs w:val="16"/>
-                                                                      <w:lang w:eastAsia="pt-BR" w:bidi="ar-SA"/>
+                                                                      <w:rFonts w:ascii="Verdana" w:eastAsia="Verdana" w:hAnsi="Verdana" w:cs="Verdana"/>
+                                                                      <w:sz w:val="16"/>
+                                                                      <w:szCs w:val="16"/>
+                                                                      <w:lang w:eastAsia="pt-BR"/>
                                                                     </w:rPr>
                                                                     <w:t xml:space="preserve">Nos termos do seu Contrato de Adesão ao </w:t>
                                                                   </w:r>
                                                                   <w:r>
                                                                     <w:rPr>
-                                                                      <w:rFonts w:ascii="Verdana" w:hAnsi="Verdana" w:eastAsia="Verdana" w:cs="Verdana"/>
-                                                                      <w:b w:val="1"/>
-                                                                      <w:bCs w:val="1"/>
-                                                                      <w:color w:val="auto"/>
-                                                                      <w:sz w:val="16"/>
-                                                                      <w:szCs w:val="16"/>
-                                                                      <w:lang w:eastAsia="pt-BR" w:bidi="ar-SA"/>
+                                                                      <w:rFonts w:ascii="Verdana" w:eastAsia="Verdana" w:hAnsi="Verdana" w:cs="Verdana"/>
+                                                                      <w:b/>
+                                                                      <w:bCs/>
+                                                                      <w:sz w:val="16"/>
+                                                                      <w:szCs w:val="16"/>
+                                                                      <w:lang w:eastAsia="pt-BR"/>
                                                                     </w:rPr>
                                                                     <w:t>Plano CASSI Família II</w:t>
                                                                   </w:r>
                                                                   <w:r>
                                                                     <w:rPr>
-                                                                      <w:rFonts w:ascii="Verdana" w:hAnsi="Verdana" w:eastAsia="Verdana" w:cs="Verdana"/>
-                                                                      <w:color w:val="auto"/>
-                                                                      <w:sz w:val="16"/>
-                                                                      <w:szCs w:val="16"/>
-                                                                      <w:lang w:eastAsia="pt-BR" w:bidi="ar-SA"/>
-                                                                    </w:rPr>
-                                                                    <w:t xml:space="preserve">, o valor da mensalidade sofrerá reajuste atuarial anual </w:t>
-                                                                  </w:r>
-                                                                  <w:r>
-                                                                    <w:rPr>
-                                                                      <w:rFonts w:ascii="Verdana" w:hAnsi="Verdana" w:eastAsia="Verdana" w:cs="Verdana"/>
-                                                                      <w:b w:val="0"/>
-                                                                      <w:bCs w:val="0"/>
-                                                                      <w:color w:val="auto"/>
-                                                                      <w:sz w:val="16"/>
-                                                                      <w:szCs w:val="16"/>
-                                                                      <w:lang w:eastAsia="pt-BR" w:bidi="ar-SA"/>
+                                                                      <w:rFonts w:ascii="Verdana" w:eastAsia="Verdana" w:hAnsi="Verdana" w:cs="Verdana"/>
+                                                                      <w:sz w:val="16"/>
+                                                                      <w:szCs w:val="16"/>
+                                                                      <w:lang w:eastAsia="pt-BR"/>
+                                                                    </w:rPr>
+                                                                    <w:t>, o valor da mensalidade sofrerá reajuste atuarial anual de</w:t>
+                                                                  </w:r>
+                                                                  <w:r>
+                                                                    <w:rPr>
+                                                                      <w:rFonts w:ascii="Verdana" w:eastAsia="Verdana" w:hAnsi="Verdana" w:cs="Verdana"/>
+                                                                      <w:sz w:val="16"/>
+                                                                      <w:szCs w:val="16"/>
+                                                                      <w:lang w:eastAsia="pt-BR"/>
+                                                                    </w:rPr>
+                                                                    <w:t xml:space="preserve"> </w:t>
+                                                                  </w:r>
+                                                                  <w:proofErr w:type="gramStart"/>
+                                                                  <w:r>
+                                                                    <w:rPr>
+                                                                      <w:rFonts w:ascii="Verdana" w:eastAsia="Verdana" w:hAnsi="Verdana" w:cs="Verdana"/>
+                                                                      <w:sz w:val="16"/>
+                                                                      <w:szCs w:val="16"/>
+                                                                      <w:lang w:eastAsia="pt-BR"/>
+                                                                    </w:rPr>
+                                                                    <w:t xml:space="preserve">{{ </w:t>
+                                                                  </w:r>
+                                                                  <w:r>
+                                                                    <w:rPr>
+                                                                      <w:rFonts w:ascii="Verdana" w:eastAsia="Verdana" w:hAnsi="Verdana" w:cs="Verdana"/>
+                                                                      <w:b/>
+                                                                      <w:bCs/>
+                                                                      <w:sz w:val="16"/>
+                                                                      <w:szCs w:val="16"/>
+                                                                      <w:lang w:eastAsia="pt-BR"/>
+                                                                    </w:rPr>
+                                                                    <w:t>PORCENTAGEMAUMENTO</w:t>
+                                                                  </w:r>
+                                                                  <w:proofErr w:type="gramEnd"/>
+                                                                  <w:r>
+                                                                    <w:rPr>
+                                                                      <w:rFonts w:ascii="Verdana" w:eastAsia="Verdana" w:hAnsi="Verdana" w:cs="Verdana"/>
+                                                                      <w:b/>
+                                                                      <w:bCs/>
+                                                                      <w:sz w:val="16"/>
+                                                                      <w:szCs w:val="16"/>
+                                                                      <w:lang w:eastAsia="pt-BR"/>
+                                                                    </w:rPr>
+                                                                    <w:t xml:space="preserve"> }}</w:t>
+                                                                  </w:r>
+                                                                  <w:r>
+                                                                    <w:rPr>
+                                                                      <w:rFonts w:ascii="Verdana" w:eastAsia="Verdana" w:hAnsi="Verdana" w:cs="Verdana"/>
+                                                                      <w:b/>
+                                                                      <w:bCs/>
+                                                                      <w:sz w:val="16"/>
+                                                                      <w:szCs w:val="16"/>
+                                                                      <w:lang w:eastAsia="pt-BR"/>
+                                                                    </w:rPr>
+                                                                    <w:t xml:space="preserve"> </w:t>
+                                                                  </w:r>
+                                                                  <w:r>
+                                                                    <w:rPr>
+                                                                      <w:rFonts w:ascii="Verdana" w:eastAsia="Verdana" w:hAnsi="Verdana" w:cs="Verdana"/>
+                                                                      <w:sz w:val="16"/>
+                                                                      <w:szCs w:val="16"/>
+                                                                      <w:lang w:eastAsia="pt-BR"/>
+                                                                    </w:rPr>
+                                                                    <w:t>a</w:t>
+                                                                  </w:r>
+                                                                  <w:r>
+                                                                    <w:rPr>
+                                                                      <w:rFonts w:ascii="Verdana" w:eastAsia="Verdana" w:hAnsi="Verdana" w:cs="Verdana"/>
+                                                                      <w:sz w:val="16"/>
+                                                                      <w:szCs w:val="16"/>
+                                                                      <w:lang w:eastAsia="pt-BR"/>
+                                                                    </w:rPr>
+                                                                    <w:t xml:space="preserve"> partir do mês </w:t>
+                                                                  </w:r>
+                                                                  <w:r>
+                                                                    <w:rPr>
+                                                                      <w:rFonts w:ascii="Verdana" w:eastAsia="Verdana" w:hAnsi="Verdana" w:cs="Verdana"/>
+                                                                      <w:sz w:val="16"/>
+                                                                      <w:szCs w:val="16"/>
+                                                                      <w:lang w:eastAsia="pt-BR"/>
                                                                     </w:rPr>
                                                                     <w:t>de</w:t>
                                                                   </w:r>
                                                                   <w:r>
                                                                     <w:rPr>
-                                                                      <w:rFonts w:ascii="Verdana" w:hAnsi="Verdana" w:eastAsia="Verdana" w:cs="Verdana"/>
-                                                                      <w:b w:val="0"/>
-                                                                      <w:bCs w:val="0"/>
-                                                                      <w:color w:val="auto"/>
-                                                                      <w:sz w:val="16"/>
-                                                                      <w:szCs w:val="16"/>
-                                                                      <w:lang w:eastAsia="pt-BR" w:bidi="ar-SA"/>
+                                                                      <w:rFonts w:ascii="Verdana" w:eastAsia="Verdana" w:hAnsi="Verdana" w:cs="Verdana"/>
+                                                                      <w:sz w:val="16"/>
+                                                                      <w:szCs w:val="16"/>
+                                                                      <w:lang w:eastAsia="pt-BR"/>
                                                                     </w:rPr>
                                                                     <w:t xml:space="preserve"> </w:t>
                                                                   </w:r>
-                                                                  <w:r>
-                                                                    <w:rPr>
-                                                                      <w:rFonts w:ascii="Verdana" w:hAnsi="Verdana" w:eastAsia="Verdana" w:cs="Verdana"/>
-                                                                      <w:b w:val="0"/>
-                                                                      <w:bCs w:val="0"/>
-                                                                      <w:color w:val="auto"/>
-                                                                      <w:sz w:val="16"/>
-                                                                      <w:szCs w:val="16"/>
-                                                                      <w:lang w:eastAsia="pt-BR" w:bidi="ar-SA"/>
+                                                                  <w:proofErr w:type="gramStart"/>
+                                                                  <w:r>
+                                                                    <w:rPr>
+                                                                      <w:rFonts w:ascii="Verdana" w:eastAsia="Verdana" w:hAnsi="Verdana" w:cs="Verdana"/>
+                                                                      <w:b/>
+                                                                      <w:bCs/>
+                                                                      <w:sz w:val="16"/>
+                                                                      <w:szCs w:val="16"/>
+                                                                      <w:lang w:eastAsia="pt-BR"/>
                                                                     </w:rPr>
                                                                     <w:t xml:space="preserve">{{ </w:t>
                                                                   </w:r>
                                                                   <w:r>
                                                                     <w:rPr>
-                                                                      <w:rFonts w:ascii="Verdana" w:hAnsi="Verdana" w:eastAsia="Verdana" w:cs="Verdana"/>
-                                                                      <w:b w:val="1"/>
-                                                                      <w:bCs w:val="1"/>
-                                                                      <w:color w:val="auto"/>
-                                                                      <w:sz w:val="16"/>
-                                                                      <w:szCs w:val="16"/>
-                                                                      <w:lang w:eastAsia="pt-BR" w:bidi="ar-SA"/>
-                                                                    </w:rPr>
-                                                                    <w:t>PORCENTAGEMAUMENTO</w:t>
-                                                                  </w:r>
-                                                                  <w:r>
-                                                                    <w:rPr>
-                                                                      <w:rFonts w:ascii="Verdana" w:hAnsi="Verdana" w:eastAsia="Verdana" w:cs="Verdana"/>
-                                                                      <w:b w:val="1"/>
-                                                                      <w:bCs w:val="1"/>
-                                                                      <w:color w:val="auto"/>
-                                                                      <w:sz w:val="16"/>
-                                                                      <w:szCs w:val="16"/>
-                                                                      <w:lang w:eastAsia="pt-BR" w:bidi="ar-SA"/>
+                                                                      <w:rFonts w:ascii="Verdana" w:eastAsia="Verdana" w:hAnsi="Verdana" w:cs="Verdana"/>
+                                                                      <w:b/>
+                                                                      <w:bCs/>
+                                                                      <w:sz w:val="16"/>
+                                                                      <w:szCs w:val="16"/>
+                                                                      <w:lang w:eastAsia="pt-BR"/>
+                                                                    </w:rPr>
+                                                                    <w:t>MESADESAO</w:t>
+                                                                  </w:r>
+                                                                  <w:proofErr w:type="gramEnd"/>
+                                                                  <w:r>
+                                                                    <w:rPr>
+                                                                      <w:rFonts w:ascii="Verdana" w:eastAsia="Verdana" w:hAnsi="Verdana" w:cs="Verdana"/>
+                                                                      <w:b/>
+                                                                      <w:bCs/>
+                                                                      <w:sz w:val="16"/>
+                                                                      <w:szCs w:val="16"/>
+                                                                      <w:lang w:eastAsia="pt-BR"/>
                                                                     </w:rPr>
                                                                     <w:t xml:space="preserve"> </w:t>
                                                                   </w:r>
-                                                                  <w:r>
-                                                                    <w:rPr>
-                                                                      <w:rFonts w:ascii="Verdana" w:hAnsi="Verdana" w:eastAsia="Verdana" w:cs="Verdana"/>
-                                                                      <w:b w:val="1"/>
-                                                                      <w:bCs w:val="1"/>
-                                                                      <w:color w:val="auto"/>
-                                                                      <w:sz w:val="16"/>
-                                                                      <w:szCs w:val="16"/>
-                                                                      <w:lang w:eastAsia="pt-BR" w:bidi="ar-SA"/>
+                                                                  <w:proofErr w:type="gramStart"/>
+                                                                  <w:r>
+                                                                    <w:rPr>
+                                                                      <w:rFonts w:ascii="Verdana" w:eastAsia="Verdana" w:hAnsi="Verdana" w:cs="Verdana"/>
+                                                                      <w:b/>
+                                                                      <w:bCs/>
+                                                                      <w:sz w:val="16"/>
+                                                                      <w:szCs w:val="16"/>
+                                                                      <w:lang w:eastAsia="pt-BR"/>
                                                                     </w:rPr>
                                                                     <w:t>}}</w:t>
                                                                   </w:r>
                                                                   <w:r>
                                                                     <w:rPr>
-                                                                      <w:rFonts w:ascii="Verdana" w:hAnsi="Verdana" w:eastAsia="Verdana" w:cs="Verdana"/>
-                                                                      <w:b w:val="1"/>
-                                                                      <w:bCs w:val="1"/>
-                                                                      <w:color w:val="auto"/>
-                                                                      <w:sz w:val="16"/>
-                                                                      <w:szCs w:val="16"/>
-                                                                      <w:lang w:eastAsia="pt-BR" w:bidi="ar-SA"/>
+                                                                      <w:rFonts w:ascii="Verdana" w:eastAsia="Verdana" w:hAnsi="Verdana" w:cs="Verdana"/>
+                                                                      <w:b/>
+                                                                      <w:bCs/>
+                                                                      <w:sz w:val="16"/>
+                                                                      <w:szCs w:val="16"/>
+                                                                      <w:lang w:eastAsia="pt-BR"/>
+                                                                    </w:rPr>
+                                                                    <w:t>/</w:t>
+                                                                  </w:r>
+                                                                  <w:proofErr w:type="gramEnd"/>
+                                                                  <w:r>
+                                                                    <w:rPr>
+                                                                      <w:rFonts w:ascii="Verdana" w:eastAsia="Verdana" w:hAnsi="Verdana" w:cs="Verdana"/>
+                                                                      <w:b/>
+                                                                      <w:bCs/>
+                                                                      <w:sz w:val="16"/>
+                                                                      <w:szCs w:val="16"/>
+                                                                      <w:lang w:eastAsia="pt-BR"/>
+                                                                    </w:rPr>
+                                                                    <w:t>202</w:t>
+                                                                  </w:r>
+                                                                  <w:r>
+                                                                    <w:rPr>
+                                                                      <w:rFonts w:ascii="Verdana" w:eastAsia="Verdana" w:hAnsi="Verdana" w:cs="Verdana"/>
+                                                                      <w:b/>
+                                                                      <w:bCs/>
+                                                                      <w:sz w:val="16"/>
+                                                                      <w:szCs w:val="16"/>
+                                                                      <w:lang w:eastAsia="pt-BR"/>
+                                                                    </w:rPr>
+                                                                    <w:t>6</w:t>
+                                                                  </w:r>
+                                                                  <w:r>
+                                                                    <w:rPr>
+                                                                      <w:rFonts w:ascii="Verdana" w:eastAsia="Verdana" w:hAnsi="Verdana" w:cs="Verdana"/>
+                                                                      <w:b/>
+                                                                      <w:bCs/>
+                                                                      <w:sz w:val="16"/>
+                                                                      <w:szCs w:val="16"/>
+                                                                      <w:lang w:eastAsia="pt-BR"/>
                                                                     </w:rPr>
                                                                     <w:t xml:space="preserve"> </w:t>
                                                                   </w:r>
                                                                   <w:r>
                                                                     <w:rPr>
-                                                                      <w:rFonts w:ascii="Verdana" w:hAnsi="Verdana" w:eastAsia="Verdana" w:cs="Verdana"/>
-                                                                      <w:color w:val="auto"/>
-                                                                      <w:sz w:val="16"/>
-                                                                      <w:szCs w:val="16"/>
-                                                                      <w:lang w:eastAsia="pt-BR" w:bidi="ar-SA"/>
-                                                                    </w:rPr>
-                                                                    <w:t>a</w:t>
-                                                                  </w:r>
-                                                                  <w:r>
-                                                                    <w:rPr>
-                                                                      <w:rFonts w:ascii="Verdana" w:hAnsi="Verdana" w:eastAsia="Verdana" w:cs="Verdana"/>
-                                                                      <w:color w:val="auto"/>
-                                                                      <w:sz w:val="16"/>
-                                                                      <w:szCs w:val="16"/>
-                                                                      <w:lang w:eastAsia="pt-BR" w:bidi="ar-SA"/>
-                                                                    </w:rPr>
-                                                                    <w:t xml:space="preserve"> </w:t>
-                                                                  </w:r>
-                                                                  <w:r>
-                                                                    <w:rPr>
-                                                                      <w:rFonts w:ascii="Verdana" w:hAnsi="Verdana" w:eastAsia="Verdana" w:cs="Verdana"/>
-                                                                      <w:color w:val="auto"/>
-                                                                      <w:sz w:val="16"/>
-                                                                      <w:szCs w:val="16"/>
-                                                                      <w:lang w:eastAsia="pt-BR" w:bidi="ar-SA"/>
-                                                                    </w:rPr>
-                                                                    <w:t xml:space="preserve">partir do mês </w:t>
-                                                                  </w:r>
-                                                                  <w:r>
-                                                                    <w:rPr>
-                                                                      <w:rFonts w:ascii="Verdana" w:hAnsi="Verdana" w:eastAsia="Verdana" w:cs="Verdana"/>
-                                                                      <w:color w:val="auto"/>
-                                                                      <w:sz w:val="16"/>
-                                                                      <w:szCs w:val="16"/>
-                                                                      <w:lang w:eastAsia="pt-BR" w:bidi="ar-SA"/>
-                                                                    </w:rPr>
-                                                                    <w:t>d</w:t>
-                                                                  </w:r>
-                                                                  <w:r>
-                                                                    <w:rPr>
-                                                                      <w:rFonts w:ascii="Verdana" w:hAnsi="Verdana" w:eastAsia="Verdana" w:cs="Verdana"/>
-                                                                      <w:color w:val="auto"/>
-                                                                      <w:sz w:val="16"/>
-                                                                      <w:szCs w:val="16"/>
-                                                                      <w:lang w:eastAsia="pt-BR" w:bidi="ar-SA"/>
-                                                                    </w:rPr>
-                                                                    <w:t>e</w:t>
-                                                                  </w:r>
-                                                                  <w:r>
-                                                                    <w:rPr>
-                                                                      <w:rFonts w:ascii="Verdana" w:hAnsi="Verdana" w:eastAsia="Verdana" w:cs="Verdana"/>
-                                                                      <w:color w:val="auto"/>
-                                                                      <w:sz w:val="16"/>
-                                                                      <w:szCs w:val="16"/>
-                                                                      <w:lang w:eastAsia="pt-BR" w:bidi="ar-SA"/>
-                                                                    </w:rPr>
-                                                                    <w:t xml:space="preserve"> </w:t>
-                                                                  </w:r>
-                                                                  <w:r>
-                                                                    <w:rPr>
-                                                                      <w:rFonts w:ascii="Verdana" w:hAnsi="Verdana" w:eastAsia="Verdana" w:cs="Verdana"/>
-                                                                      <w:color w:val="auto"/>
-                                                                      <w:sz w:val="16"/>
-                                                                      <w:szCs w:val="16"/>
-                                                                      <w:lang w:eastAsia="pt-BR" w:bidi="ar-SA"/>
-                                                                    </w:rPr>
-                                                                    <w:t xml:space="preserve">{{ </w:t>
-                                                                  </w:r>
-                                                                  <w:r>
-                                                                    <w:rPr>
-                                                                      <w:rFonts w:ascii="Verdana" w:hAnsi="Verdana" w:eastAsia="Verdana" w:cs="Verdana"/>
-                                                                      <w:b w:val="1"/>
-                                                                      <w:bCs w:val="1"/>
-                                                                      <w:color w:val="auto"/>
-                                                                      <w:sz w:val="16"/>
-                                                                      <w:szCs w:val="16"/>
-                                                                      <w:lang w:eastAsia="pt-BR" w:bidi="ar-SA"/>
-                                                                    </w:rPr>
-                                                                    <w:t>MESADESAO</w:t>
-                                                                  </w:r>
-                                                                  <w:r>
-                                                                    <w:rPr>
-                                                                      <w:rFonts w:ascii="Verdana" w:hAnsi="Verdana" w:eastAsia="Verdana" w:cs="Verdana"/>
-                                                                      <w:b w:val="1"/>
-                                                                      <w:bCs w:val="1"/>
-                                                                      <w:color w:val="auto"/>
-                                                                      <w:sz w:val="16"/>
-                                                                      <w:szCs w:val="16"/>
-                                                                      <w:lang w:eastAsia="pt-BR" w:bidi="ar-SA"/>
-                                                                    </w:rPr>
-                                                                    <w:t xml:space="preserve"> </w:t>
-                                                                  </w:r>
-                                                                  <w:r>
-                                                                    <w:rPr>
-                                                                      <w:rFonts w:ascii="Verdana" w:hAnsi="Verdana" w:eastAsia="Verdana" w:cs="Verdana"/>
-                                                                      <w:b w:val="1"/>
-                                                                      <w:bCs w:val="1"/>
-                                                                      <w:color w:val="auto"/>
-                                                                      <w:sz w:val="16"/>
-                                                                      <w:szCs w:val="16"/>
-                                                                      <w:lang w:eastAsia="pt-BR" w:bidi="ar-SA"/>
-                                                                    </w:rPr>
-                                                                    <w:t>}}</w:t>
-                                                                  </w:r>
-                                                                  <w:r>
-                                                                    <w:rPr>
-                                                                      <w:rFonts w:ascii="Verdana" w:hAnsi="Verdana" w:eastAsia="Verdana" w:cs="Verdana"/>
-                                                                      <w:b w:val="1"/>
-                                                                      <w:bCs w:val="1"/>
-                                                                      <w:color w:val="auto"/>
-                                                                      <w:sz w:val="16"/>
-                                                                      <w:szCs w:val="16"/>
-                                                                      <w:lang w:eastAsia="pt-BR" w:bidi="ar-SA"/>
-                                                                    </w:rPr>
-                                                                    <w:t>/</w:t>
-                                                                  </w:r>
-                                                                  <w:r>
-                                                                    <w:rPr>
-                                                                      <w:rFonts w:ascii="Verdana" w:hAnsi="Verdana" w:eastAsia="Verdana" w:cs="Verdana"/>
-                                                                      <w:b w:val="1"/>
-                                                                      <w:bCs w:val="1"/>
-                                                                      <w:color w:val="auto"/>
-                                                                      <w:sz w:val="16"/>
-                                                                      <w:szCs w:val="16"/>
-                                                                      <w:lang w:eastAsia="pt-BR" w:bidi="ar-SA"/>
-                                                                    </w:rPr>
-                                                                    <w:t>202</w:t>
-                                                                  </w:r>
-                                                                  <w:r>
-                                                                    <w:rPr>
-                                                                      <w:rFonts w:ascii="Verdana" w:hAnsi="Verdana" w:eastAsia="Verdana" w:cs="Verdana"/>
-                                                                      <w:b w:val="1"/>
-                                                                      <w:bCs w:val="1"/>
-                                                                      <w:color w:val="auto"/>
-                                                                      <w:sz w:val="16"/>
-                                                                      <w:szCs w:val="16"/>
-                                                                      <w:lang w:eastAsia="pt-BR" w:bidi="ar-SA"/>
-                                                                    </w:rPr>
-                                                                    <w:t>6</w:t>
-                                                                  </w:r>
-                                                                  <w:r>
-                                                                    <w:rPr>
-                                                                      <w:rFonts w:ascii="Verdana" w:hAnsi="Verdana" w:eastAsia="Verdana" w:cs="Verdana"/>
-                                                                      <w:b w:val="1"/>
-                                                                      <w:bCs w:val="1"/>
-                                                                      <w:color w:val="auto"/>
-                                                                      <w:sz w:val="16"/>
-                                                                      <w:szCs w:val="16"/>
-                                                                      <w:lang w:eastAsia="pt-BR" w:bidi="ar-SA"/>
-                                                                    </w:rPr>
-                                                                    <w:t xml:space="preserve"> </w:t>
-                                                                  </w:r>
-                                                                  <w:r>
-                                                                    <w:rPr>
-                                                                      <w:rFonts w:ascii="Verdana" w:hAnsi="Verdana" w:eastAsia="Verdana" w:cs="Verdana"/>
-                                                                      <w:color w:val="auto"/>
-                                                                      <w:sz w:val="16"/>
-                                                                      <w:szCs w:val="16"/>
-                                                                      <w:lang w:eastAsia="pt-BR" w:bidi="ar-SA"/>
-                                                                    </w:rPr>
-                                                                    <w:t xml:space="preserve">quando seu </w:t>
-                                                                  </w:r>
-                                                                  <w:r>
-                                                                    <w:rPr>
-                                                                      <w:rFonts w:ascii="Verdana" w:hAnsi="Verdana" w:eastAsia="Verdana" w:cs="Verdana"/>
-                                                                      <w:color w:val="auto"/>
-                                                                      <w:sz w:val="16"/>
-                                                                      <w:szCs w:val="16"/>
-                                                                      <w:lang w:eastAsia="pt-BR" w:bidi="ar-SA"/>
-                                                                    </w:rPr>
-                                                                    <w:t>plano completa</w:t>
-                                                                  </w:r>
-                                                                  <w:r>
-                                                                    <w:rPr>
-                                                                      <w:rFonts w:ascii="Verdana" w:hAnsi="Verdana" w:eastAsia="Verdana" w:cs="Verdana"/>
-                                                                      <w:color w:val="auto"/>
-                                                                      <w:sz w:val="16"/>
-                                                                      <w:szCs w:val="16"/>
-                                                                      <w:lang w:eastAsia="pt-BR" w:bidi="ar-SA"/>
-                                                                    </w:rPr>
-                                                                    <w:t xml:space="preserve"> aniversário. O reajuste atuarial será informado à ANS em até 30 dias após a sua </w:t>
-                                                                  </w:r>
-                                                                  <w:r>
-                                                                    <w:rPr>
-                                                                      <w:rFonts w:ascii="Verdana" w:hAnsi="Verdana" w:eastAsia="Verdana" w:cs="Verdana"/>
-                                                                      <w:color w:val="auto"/>
-                                                                      <w:sz w:val="16"/>
-                                                                      <w:szCs w:val="16"/>
-                                                                      <w:lang w:eastAsia="pt-BR" w:bidi="ar-SA"/>
-                                                                    </w:rPr>
-                                                                    <w:t>aplicação</w:t>
-                                                                  </w:r>
-                                                                  <w:r>
-                                                                    <w:rPr>
-                                                                      <w:rFonts w:ascii="Verdana" w:hAnsi="Verdana" w:eastAsia="Verdana" w:cs="Verdana"/>
-                                                                      <w:color w:val="auto"/>
-                                                                      <w:sz w:val="16"/>
-                                                                      <w:szCs w:val="16"/>
-                                                                      <w:lang w:eastAsia="pt-BR" w:bidi="ar-SA"/>
-                                                                    </w:rPr>
-                                                                    <w:t>, conforme RN/ANS n° 565/2022.</w:t>
+                                                                      <w:rFonts w:ascii="Verdana" w:eastAsia="Verdana" w:hAnsi="Verdana" w:cs="Verdana"/>
+                                                                      <w:sz w:val="16"/>
+                                                                      <w:szCs w:val="16"/>
+                                                                      <w:lang w:eastAsia="pt-BR"/>
+                                                                    </w:rPr>
+                                                                    <w:t>quando seu plano completa aniversário. O reajuste atuarial será informado à ANS em até 30 dias após a sua aplicação, conforme RN/ANS n° 565/2022.</w:t>
                                                                   </w:r>
                                                                 </w:p>
                                                                 <w:p>
                                                                   <w:pPr>
-                                                                    <w:pStyle w:val="Normal"/>
-                                                                    <w:suppressLineNumbers w:val="0"/>
-                                                                    <w:bidi w:val="0"/>
-                                                                    <w:spacing w:before="0" w:beforeAutospacing="off" w:after="240" w:afterAutospacing="off" w:line="240" w:lineRule="auto"/>
-                                                                    <w:ind w:left="0" w:right="0"/>
+                                                                    <w:spacing w:after="240" w:line="240" w:lineRule="auto"/>
                                                                     <w:jc w:val="both"/>
                                                                     <w:rPr>
-                                                                      <w:rFonts w:ascii="Verdana" w:hAnsi="Verdana" w:eastAsia="Verdana" w:cs="Verdana"/>
+                                                                      <w:rFonts w:ascii="Verdana" w:eastAsia="Verdana" w:hAnsi="Verdana" w:cs="Verdana"/>
                                                                       <w:sz w:val="16"/>
                                                                       <w:szCs w:val="16"/>
                                                                       <w:lang w:eastAsia="pt-BR"/>
@@ -1171,254 +990,121 @@
                                                                   </w:pPr>
                                                                   <w:r>
                                                                     <w:rPr>
-                                                                      <w:rFonts w:ascii="Verdana" w:hAnsi="Verdana" w:eastAsia="Verdana" w:cs="Verdana"/>
-                                                                      <w:color w:val="auto"/>
-                                                                      <w:sz w:val="16"/>
-                                                                      <w:szCs w:val="16"/>
-                                                                      <w:lang w:eastAsia="pt-BR" w:bidi="ar-SA"/>
-                                                                    </w:rPr>
-                                                                    <w:t xml:space="preserve">O Plano CASSI Família II, plano coletivo sem patrocinador, está registrado na ANS sob o n° 467.554/12-1 (novo número). Portanto, em </w:t>
-                                                                  </w:r>
-                                                                  <w:r>
-                                                                    <w:rPr>
-                                                                      <w:rFonts w:ascii="Verdana" w:hAnsi="Verdana" w:eastAsia="Verdana" w:cs="Verdana"/>
-                                                                      <w:color w:val="auto"/>
-                                                                      <w:sz w:val="16"/>
-                                                                      <w:szCs w:val="16"/>
-                                                                      <w:lang w:eastAsia="pt-BR" w:bidi="ar-SA"/>
-                                                                    </w:rPr>
-                                                                    <w:t>razão</w:t>
-                                                                  </w:r>
-                                                                  <w:r>
-                                                                    <w:rPr>
-                                                                      <w:rFonts w:ascii="Verdana" w:hAnsi="Verdana" w:eastAsia="Verdana" w:cs="Verdana"/>
-                                                                      <w:color w:val="auto"/>
-                                                                      <w:sz w:val="16"/>
-                                                                      <w:szCs w:val="16"/>
-                                                                      <w:lang w:eastAsia="pt-BR" w:bidi="ar-SA"/>
-                                                                    </w:rPr>
-                                                                    <w:t xml:space="preserve"> da </w:t>
-                                                                  </w:r>
-                                                                  <w:r>
-                                                                    <w:rPr>
-                                                                      <w:rFonts w:ascii="Verdana" w:hAnsi="Verdana" w:eastAsia="Verdana" w:cs="Verdana"/>
-                                                                      <w:color w:val="auto"/>
-                                                                      <w:sz w:val="16"/>
-                                                                      <w:szCs w:val="16"/>
-                                                                      <w:lang w:eastAsia="pt-BR" w:bidi="ar-SA"/>
-                                                                    </w:rPr>
-                                                                    <w:t>classificação</w:t>
-                                                                  </w:r>
-                                                                  <w:r>
-                                                                    <w:rPr>
-                                                                      <w:rFonts w:ascii="Verdana" w:hAnsi="Verdana" w:eastAsia="Verdana" w:cs="Verdana"/>
-                                                                      <w:color w:val="auto"/>
-                                                                      <w:sz w:val="16"/>
-                                                                      <w:szCs w:val="16"/>
-                                                                      <w:lang w:eastAsia="pt-BR" w:bidi="ar-SA"/>
-                                                                    </w:rPr>
-                                                                    <w:t xml:space="preserve"> do plano, o reajuste das mensalidades não está submetido ao percentual máximo de reajuste que é definido anualmente pela ANS, pois este alcança apenas planos individuais ou familiares firmados a partir de janeiro de 1999.</w:t>
+                                                                      <w:rFonts w:ascii="Verdana" w:eastAsia="Verdana" w:hAnsi="Verdana" w:cs="Verdana"/>
+                                                                      <w:sz w:val="16"/>
+                                                                      <w:szCs w:val="16"/>
+                                                                      <w:lang w:eastAsia="pt-BR"/>
+                                                                    </w:rPr>
+                                                                    <w:t>O Plano CASSI Família II, plano coletivo sem patrocinador, está registrado na ANS sob o n° 467.554/12-1 (novo número). Portanto, em razão da classificação do plano, o reajuste das mensalidades não está submetido ao percentual máximo de reajuste que é definido anualmente pela ANS, pois este alcança apenas planos individuais ou familiares firmados a partir de janeiro de 1999.</w:t>
                                                                   </w:r>
                                                                 </w:p>
                                                                 <w:p>
                                                                   <w:pPr>
-                                                                    <w:pStyle w:val="Normal"/>
-                                                                    <w:suppressLineNumbers w:val="0"/>
-                                                                    <w:bidi w:val="0"/>
-                                                                    <w:spacing w:before="0" w:beforeAutospacing="off" w:after="240" w:afterAutospacing="off" w:line="240" w:lineRule="auto"/>
-                                                                    <w:ind w:left="0" w:right="0"/>
+                                                                    <w:spacing w:after="240" w:line="240" w:lineRule="auto"/>
                                                                     <w:jc w:val="both"/>
                                                                     <w:rPr>
-                                                                      <w:rFonts w:ascii="Verdana" w:hAnsi="Verdana" w:eastAsia="Verdana" w:cs="Verdana"/>
-                                                                      <w:color w:val="auto"/>
-                                                                      <w:sz w:val="16"/>
-                                                                      <w:szCs w:val="16"/>
-                                                                      <w:lang w:eastAsia="pt-BR" w:bidi="ar-SA"/>
+                                                                      <w:rFonts w:ascii="Verdana" w:eastAsia="Verdana" w:hAnsi="Verdana" w:cs="Verdana"/>
+                                                                      <w:sz w:val="16"/>
+                                                                      <w:szCs w:val="16"/>
+                                                                      <w:lang w:eastAsia="pt-BR"/>
                                                                     </w:rPr>
                                                                   </w:pPr>
                                                                   <w:r>
                                                                     <w:rPr>
-                                                                      <w:rFonts w:ascii="Verdana" w:hAnsi="Verdana" w:eastAsia="Verdana" w:cs="Verdana"/>
-                                                                      <w:color w:val="auto"/>
-                                                                      <w:sz w:val="16"/>
-                                                                      <w:szCs w:val="16"/>
-                                                                      <w:lang w:eastAsia="pt-BR" w:bidi="ar-SA"/>
-                                                                    </w:rPr>
-                                                                    <w:t xml:space="preserve">O reajuste </w:t>
-                                                                  </w:r>
-                                                                  <w:r>
-                                                                    <w:rPr>
-                                                                      <w:rFonts w:ascii="Verdana" w:hAnsi="Verdana" w:eastAsia="Verdana" w:cs="Verdana"/>
-                                                                      <w:color w:val="auto"/>
-                                                                      <w:sz w:val="16"/>
-                                                                      <w:szCs w:val="16"/>
-                                                                      <w:lang w:eastAsia="pt-BR" w:bidi="ar-SA"/>
-                                                                    </w:rPr>
-                                                                    <w:t>atuarial</w:t>
-                                                                  </w:r>
-                                                                  <w:r>
-                                                                    <w:rPr>
-                                                                      <w:rFonts w:ascii="Verdana" w:hAnsi="Verdana" w:eastAsia="Verdana" w:cs="Verdana"/>
-                                                                      <w:color w:val="auto"/>
-                                                                      <w:sz w:val="16"/>
-                                                                      <w:szCs w:val="16"/>
-                                                                      <w:lang w:eastAsia="pt-BR" w:bidi="ar-SA"/>
-                                                                    </w:rPr>
-                                                                    <w:t>/financeiro, aplicado anualmente no mês de aniversário (adesão) do contrato, consiste na atualização do valor da mensalidade em razão da variação anual dos custos assistenciais, com o objetivo de assegurar preço adequado, serviços qualificados e sustentabilidade financeira. O percentual do reajuste é calculado pela CASSI de forma bastante criteriosa, levando-se em consideração fatores como a inflação nos serviços/procedimentos de saúde cobertos pelo plano e o aumento no nível de utilização dos serviços (sinistralidade), sempre com o cuidado de não onerar excessivamente os participantes.</w:t>
+                                                                      <w:rFonts w:ascii="Verdana" w:eastAsia="Verdana" w:hAnsi="Verdana" w:cs="Verdana"/>
+                                                                      <w:sz w:val="16"/>
+                                                                      <w:szCs w:val="16"/>
+                                                                      <w:lang w:eastAsia="pt-BR"/>
+                                                                    </w:rPr>
+                                                                    <w:t>O reajuste atuarial/financeiro, aplicado anualmente no mês de aniversário (adesão) do contrato, consiste na atualização do valor da mensalidade em razão da variação anual dos custos assistenciais, com o objetivo de assegurar preço adequado, serviços qualificados e sustentabilidade financeira. O percentual do reajuste é calculado pela CASSI de forma bastante criteriosa, levando-se em consideração fatores como a inflação nos serviços/procedimentos de saúde cobertos pelo plano e o aumento no nível de utilização dos serviços (sinistralidade), sempre com o cuidado de não onerar excessivamente os participantes.</w:t>
                                                                   </w:r>
                                                                 </w:p>
                                                                 <w:p>
                                                                   <w:pPr>
-                                                                    <w:spacing w:before="0" w:beforeAutospacing="off" w:after="240" w:line="240" w:lineRule="auto"/>
+                                                                    <w:spacing w:after="240" w:line="240" w:lineRule="auto"/>
                                                                     <w:jc w:val="both"/>
                                                                     <w:rPr>
-                                                                      <w:rFonts w:ascii="Verdana" w:hAnsi="Verdana" w:eastAsia="Verdana" w:cs="Verdana"/>
-                                                                      <w:color w:val="auto"/>
-                                                                      <w:sz w:val="16"/>
-                                                                      <w:szCs w:val="16"/>
-                                                                      <w:lang w:eastAsia="pt-BR" w:bidi="ar-SA"/>
+                                                                      <w:rFonts w:ascii="Verdana" w:eastAsia="Verdana" w:hAnsi="Verdana" w:cs="Verdana"/>
+                                                                      <w:sz w:val="16"/>
+                                                                      <w:szCs w:val="16"/>
+                                                                      <w:lang w:eastAsia="pt-BR"/>
                                                                     </w:rPr>
                                                                   </w:pPr>
                                                                   <w:r>
                                                                     <w:rPr>
-                                                                      <w:rFonts w:ascii="Verdana" w:hAnsi="Verdana" w:eastAsia="Verdana" w:cs="Verdana"/>
-                                                                      <w:color w:val="auto"/>
-                                                                      <w:sz w:val="16"/>
-                                                                      <w:szCs w:val="16"/>
-                                                                      <w:lang w:eastAsia="pt-BR" w:bidi="ar-SA"/>
-                                                                    </w:rPr>
-                                                                    <w:t xml:space="preserve">Conforme previsto na cláusula </w:t>
-                                                                  </w:r>
-                                                                  <w:r>
-                                                                    <w:rPr>
-                                                                      <w:rFonts w:ascii="Verdana" w:hAnsi="Verdana" w:eastAsia="Verdana" w:cs="Verdana"/>
-                                                                      <w:color w:val="auto"/>
-                                                                      <w:sz w:val="16"/>
-                                                                      <w:szCs w:val="16"/>
-                                                                      <w:lang w:eastAsia="pt-BR" w:bidi="ar-SA"/>
-                                                                    </w:rPr>
-                                                                    <w:t>19ª</w:t>
-                                                                  </w:r>
-                                                                  <w:r>
-                                                                    <w:rPr>
-                                                                      <w:rFonts w:ascii="Verdana" w:hAnsi="Verdana" w:eastAsia="Verdana" w:cs="Verdana"/>
-                                                                      <w:color w:val="auto"/>
-                                                                      <w:sz w:val="16"/>
-                                                                      <w:szCs w:val="16"/>
-                                                                      <w:lang w:eastAsia="pt-BR" w:bidi="ar-SA"/>
-                                                                    </w:rPr>
-                                                                    <w:t xml:space="preserve"> do seu contrato e na regulamentação vigente quando da adesão ao Plano, a mensalidade do seu plano também sofre alteração em função de mudança de faixa etária, </w:t>
-                                                                  </w:r>
-                                                                  <w:r>
-                                                                    <w:rPr>
-                                                                      <w:rFonts w:ascii="Verdana" w:hAnsi="Verdana" w:eastAsia="Verdana" w:cs="Verdana"/>
-                                                                      <w:color w:val="auto"/>
-                                                                      <w:sz w:val="16"/>
-                                                                      <w:szCs w:val="16"/>
-                                                                      <w:lang w:eastAsia="pt-BR" w:bidi="ar-SA"/>
-                                                                    </w:rPr>
-                                                                    <w:t xml:space="preserve">que ocorre quando o participante completa </w:t>
-                                                                  </w:r>
-                                                                  <w:r>
-                                                                    <w:rPr>
-                                                                      <w:rFonts w:ascii="Verdana" w:hAnsi="Verdana" w:eastAsia="Verdana" w:cs="Verdana"/>
-                                                                      <w:color w:val="auto"/>
-                                                                      <w:sz w:val="16"/>
-                                                                      <w:szCs w:val="16"/>
-                                                                      <w:lang w:eastAsia="pt-BR" w:bidi="ar-SA"/>
-                                                                    </w:rPr>
-                                                                    <w:t>18, 30, 40, 50, 60 e 70 a</w:t>
-                                                                  </w:r>
-                                                                  <w:r>
-                                                                    <w:rPr>
-                                                                      <w:rFonts w:ascii="Verdana" w:hAnsi="Verdana" w:eastAsia="Verdana" w:cs="Verdana"/>
-                                                                      <w:color w:val="auto"/>
-                                                                      <w:sz w:val="16"/>
-                                                                      <w:szCs w:val="16"/>
-                                                                      <w:lang w:eastAsia="pt-BR" w:bidi="ar-SA"/>
-                                                                    </w:rPr>
-                                                                    <w:t>nos. Informamos que os beneficiários com mais de 60 anos que participem do Plano há mais de 10 anos não sofrerão reajuste por mudança de faixa etária quando completarem 70 anos.</w:t>
+                                                                      <w:rFonts w:ascii="Verdana" w:eastAsia="Verdana" w:hAnsi="Verdana" w:cs="Verdana"/>
+                                                                      <w:sz w:val="16"/>
+                                                                      <w:szCs w:val="16"/>
+                                                                      <w:lang w:eastAsia="pt-BR"/>
+                                                                    </w:rPr>
+                                                                    <w:t>Conforme previsto na cláusula 19ª do seu contrato e na regulamentação vigente quando da adesão ao Plano, a mensalidade do seu plano também sofre alteração em função de mudança de faixa etária, que ocorre quando o participante completa 18, 30, 40, 50, 60 e 70 anos. Informamos que os beneficiários com mais de 60 anos que participem do Plano há mais de 10 anos não sofrerão reajuste por mudança de faixa etária quando completarem 70 anos.</w:t>
                                                                   </w:r>
                                                                 </w:p>
                                                                 <w:p>
                                                                   <w:pPr>
-                                                                    <w:spacing w:before="0" w:beforeAutospacing="off" w:after="240" w:line="240" w:lineRule="auto"/>
+                                                                    <w:spacing w:after="240" w:line="240" w:lineRule="auto"/>
                                                                     <w:jc w:val="both"/>
                                                                     <w:rPr>
-                                                                      <w:rFonts w:ascii="Verdana" w:hAnsi="Verdana" w:eastAsia="Verdana" w:cs="Verdana"/>
-                                                                      <w:color w:val="auto"/>
+                                                                      <w:rFonts w:ascii="Verdana" w:eastAsia="Verdana" w:hAnsi="Verdana" w:cs="Verdana"/>
                                                                       <w:kern w:val="0"/>
                                                                       <w:sz w:val="16"/>
                                                                       <w:szCs w:val="16"/>
-                                                                      <w:lang w:eastAsia="pt-BR" w:bidi="ar-SA"/>
+                                                                      <w:lang w:eastAsia="pt-BR"/>
                                                                       <w14:ligatures w14:val="none"/>
                                                                     </w:rPr>
                                                                   </w:pPr>
                                                                   <w:r>
                                                                     <w:rPr>
-                                                                      <w:rFonts w:ascii="Verdana" w:hAnsi="Verdana" w:eastAsia="Verdana" w:cs="Verdana"/>
-                                                                      <w:color w:val="auto"/>
-                                                                      <w:sz w:val="16"/>
-                                                                      <w:szCs w:val="16"/>
-                                                                      <w:lang w:eastAsia="pt-BR" w:bidi="ar-SA"/>
+                                                                      <w:rFonts w:ascii="Verdana" w:eastAsia="Verdana" w:hAnsi="Verdana" w:cs="Verdana"/>
+                                                                      <w:sz w:val="16"/>
+                                                                      <w:szCs w:val="16"/>
+                                                                      <w:lang w:eastAsia="pt-BR"/>
                                                                     </w:rPr>
                                                                     <w:t>Na certeza de oferecer a melhor cobertura pelo menor custo, registramos a satisfação e a honra de contar com sua participação em nosso plano de assistência médico-hospitalar.</w:t>
                                                                   </w:r>
                                                                 </w:p>
                                                                 <w:p>
                                                                   <w:pPr>
-                                                                    <w:pStyle w:val="Normal"/>
-                                                                    <w:suppressLineNumbers w:val="0"/>
-                                                                    <w:bidi w:val="0"/>
-                                                                    <w:spacing w:before="0" w:beforeAutospacing="off" w:after="240" w:afterAutospacing="off" w:line="240" w:lineRule="auto"/>
-                                                                    <w:ind w:left="0" w:right="0"/>
+                                                                    <w:spacing w:after="240" w:line="240" w:lineRule="auto"/>
                                                                     <w:jc w:val="both"/>
                                                                     <w:rPr>
-                                                                      <w:rFonts w:ascii="Verdana" w:hAnsi="Verdana" w:eastAsia="Verdana" w:cs="Verdana"/>
-                                                                      <w:color w:val="auto"/>
-                                                                      <w:sz w:val="16"/>
-                                                                      <w:szCs w:val="16"/>
-                                                                      <w:lang w:eastAsia="pt-BR" w:bidi="ar-SA"/>
+                                                                      <w:rFonts w:ascii="Verdana" w:eastAsia="Verdana" w:hAnsi="Verdana" w:cs="Verdana"/>
+                                                                      <w:sz w:val="16"/>
+                                                                      <w:szCs w:val="16"/>
+                                                                      <w:lang w:eastAsia="pt-BR"/>
                                                                     </w:rPr>
                                                                   </w:pPr>
                                                                   <w:r>
                                                                     <w:rPr>
-                                                                      <w:rFonts w:ascii="Verdana" w:hAnsi="Verdana" w:eastAsia="Verdana" w:cs="Verdana"/>
-                                                                      <w:color w:val="auto"/>
-                                                                      <w:sz w:val="16"/>
-                                                                      <w:szCs w:val="16"/>
-                                                                      <w:lang w:eastAsia="pt-BR" w:bidi="ar-SA"/>
+                                                                      <w:rFonts w:ascii="Verdana" w:eastAsia="Verdana" w:hAnsi="Verdana" w:cs="Verdana"/>
+                                                                      <w:sz w:val="16"/>
+                                                                      <w:szCs w:val="16"/>
+                                                                      <w:lang w:eastAsia="pt-BR"/>
                                                                     </w:rPr>
                                                                     <w:t>Atenciosamente,</w:t>
                                                                   </w:r>
                                                                 </w:p>
                                                                 <w:p>
                                                                   <w:pPr>
-                                                                    <w:pStyle w:val="Normal"/>
-                                                                    <w:suppressLineNumbers w:val="0"/>
-                                                                    <w:bidi w:val="0"/>
-                                                                    <w:spacing w:before="0" w:beforeAutospacing="off" w:after="240" w:afterAutospacing="off" w:line="240" w:lineRule="auto"/>
-                                                                    <w:ind w:left="0" w:right="0"/>
+                                                                    <w:spacing w:after="240" w:line="240" w:lineRule="auto"/>
                                                                     <w:jc w:val="both"/>
                                                                     <w:rPr>
-                                                                      <w:rFonts w:ascii="Verdana" w:hAnsi="Verdana" w:eastAsia="Verdana" w:cs="Verdana"/>
-                                                                      <w:b w:val="1"/>
-                                                                      <w:bCs w:val="1"/>
-                                                                      <w:color w:val="auto"/>
-                                                                      <w:sz w:val="16"/>
-                                                                      <w:szCs w:val="16"/>
-                                                                      <w:lang w:eastAsia="pt-BR" w:bidi="ar-SA"/>
+                                                                      <w:rFonts w:ascii="Verdana" w:eastAsia="Verdana" w:hAnsi="Verdana" w:cs="Verdana"/>
+                                                                      <w:b/>
+                                                                      <w:bCs/>
+                                                                      <w:sz w:val="16"/>
+                                                                      <w:szCs w:val="16"/>
+                                                                      <w:lang w:eastAsia="pt-BR"/>
                                                                     </w:rPr>
                                                                   </w:pPr>
                                                                   <w:r>
                                                                     <w:rPr>
-                                                                      <w:rFonts w:ascii="Verdana" w:hAnsi="Verdana" w:eastAsia="Verdana" w:cs="Verdana"/>
-                                                                      <w:b w:val="1"/>
-                                                                      <w:bCs w:val="1"/>
-                                                                      <w:color w:val="auto"/>
-                                                                      <w:sz w:val="16"/>
-                                                                      <w:szCs w:val="16"/>
-                                                                      <w:lang w:eastAsia="pt-BR" w:bidi="ar-SA"/>
+                                                                      <w:rFonts w:ascii="Verdana" w:eastAsia="Verdana" w:hAnsi="Verdana" w:cs="Verdana"/>
+                                                                      <w:b/>
+                                                                      <w:bCs/>
+                                                                      <w:sz w:val="16"/>
+                                                                      <w:szCs w:val="16"/>
+                                                                      <w:lang w:eastAsia="pt-BR"/>
                                                                     </w:rPr>
                                                                     <w:t>Caixa de Assistência dos Funcionários do Banco do Brasil - CASSI</w:t>
                                                                   </w:r>
@@ -1433,7 +1119,6 @@
                                                                 <w:tcPr>
                                                                   <w:tcW w:w="8594" w:type="dxa"/>
                                                                   <w:shd w:val="clear" w:color="auto" w:fill="FFFFFF" w:themeFill="background1"/>
-                                                                  <w:tcMar/>
                                                                   <w:vAlign w:val="center"/>
                                                                   <w:hideMark/>
                                                                 </w:tcPr>
@@ -1441,7 +1126,7 @@
                                                                   <w:pPr>
                                                                     <w:spacing w:after="0" w:line="240" w:lineRule="auto"/>
                                                                     <w:rPr>
-                                                                      <w:rFonts w:ascii="Verdana" w:hAnsi="Verdana" w:eastAsia="Times New Roman" w:cs="Times New Roman"/>
+                                                                      <w:rFonts w:ascii="Verdana" w:eastAsia="Times New Roman" w:hAnsi="Verdana" w:cs="Times New Roman"/>
                                                                       <w:kern w:val="0"/>
                                                                       <w:sz w:val="17"/>
                                                                       <w:szCs w:val="17"/>
@@ -1451,7 +1136,7 @@
                                                                   </w:pPr>
                                                                   <w:r>
                                                                     <w:rPr>
-                                                                      <w:rFonts w:ascii="Verdana" w:hAnsi="Verdana" w:eastAsia="Times New Roman" w:cs="Times New Roman"/>
+                                                                      <w:rFonts w:ascii="Verdana" w:eastAsia="Times New Roman" w:hAnsi="Verdana" w:cs="Times New Roman"/>
                                                                       <w:noProof/>
                                                                       <w:kern w:val="0"/>
                                                                       <w:sz w:val="17"/>
@@ -1477,7 +1162,7 @@
                                                                                 </pic:cNvPicPr>
                                                                               </pic:nvPicPr>
                                                                               <pic:blipFill>
-                                                                                <a:blip r:embed="rId9" cstate="print">
+                                                                                <a:blip r:embed="rId8" cstate="print">
                                                                                   <a:extLst>
                                                                                     <a:ext uri="{28A0092B-C50C-407E-A947-70E740481C1C}">
                                                                                       <a14:useLocalDpi xmlns:a14="http://schemas.microsoft.com/office/drawing/2010/main" val="0"/>
@@ -1516,7 +1201,7 @@
                                                             <w:pPr>
                                                               <w:spacing w:after="0" w:line="240" w:lineRule="auto"/>
                                                               <w:rPr>
-                                                                <w:rFonts w:ascii="Times New Roman" w:hAnsi="Times New Roman" w:eastAsia="Times New Roman" w:cs="Times New Roman"/>
+                                                                <w:rFonts w:ascii="Times New Roman" w:eastAsia="Times New Roman" w:hAnsi="Times New Roman" w:cs="Times New Roman"/>
                                                                 <w:kern w:val="0"/>
                                                                 <w:sz w:val="24"/>
                                                                 <w:szCs w:val="24"/>
@@ -1532,42 +1217,99 @@
                                                       <w:pPr>
                                                         <w:spacing w:after="240" w:line="240" w:lineRule="auto"/>
                                                         <w:rPr>
-                                                          <w:rFonts w:ascii="Calibri" w:hAnsi="Calibri" w:eastAsia="Calibri" w:cs="" w:asciiTheme="minorAscii" w:hAnsiTheme="minorAscii" w:eastAsiaTheme="minorAscii" w:cstheme="minorBidi"/>
-                                                          <w:color w:val="auto"/>
+                                                          <w:rFonts w:eastAsiaTheme="minorEastAsia"/>
                                                           <w:sz w:val="20"/>
                                                           <w:szCs w:val="20"/>
-                                                          <w:lang w:eastAsia="pt-BR" w:bidi="ar-SA"/>
+                                                          <w:lang w:eastAsia="pt-BR"/>
                                                         </w:rPr>
                                                       </w:pPr>
                                                       <w:r>
                                                         <w:rPr>
-                                                          <w:rFonts w:ascii="Calibri" w:hAnsi="Calibri" w:eastAsia="Calibri" w:cs="" w:asciiTheme="minorAscii" w:hAnsiTheme="minorAscii" w:eastAsiaTheme="minorAscii" w:cstheme="minorBidi"/>
-                                                          <w:color w:val="auto"/>
+                                                          <w:rFonts w:eastAsiaTheme="minorEastAsia"/>
                                                           <w:sz w:val="20"/>
                                                           <w:szCs w:val="20"/>
-                                                          <w:lang w:eastAsia="pt-BR" w:bidi="ar-SA"/>
+                                                          <w:lang w:eastAsia="pt-BR"/>
                                                         </w:rPr>
-                                                        <w:t>Este e-mail foi enviado por: Caixa De Assistencia Dos Funcionarios Do Banco Do Brasil - CASSI</w:t>
+                                                        <w:t xml:space="preserve">Este e-mail foi enviado por: Caixa De </w:t>
+                                                      </w:r>
+                                                      <w:proofErr w:type="spellStart"/>
+                                                      <w:r>
+                                                        <w:rPr>
+                                                          <w:rFonts w:eastAsiaTheme="minorEastAsia"/>
+                                                          <w:sz w:val="20"/>
+                                                          <w:szCs w:val="20"/>
+                                                          <w:lang w:eastAsia="pt-BR"/>
+                                                        </w:rPr>
+                                                        <w:t>Assistencia</w:t>
+                                                      </w:r>
+                                                      <w:proofErr w:type="spellEnd"/>
+                                                      <w:r>
+                                                        <w:rPr>
+                                                          <w:rFonts w:eastAsiaTheme="minorEastAsia"/>
+                                                          <w:sz w:val="20"/>
+                                                          <w:szCs w:val="20"/>
+                                                          <w:lang w:eastAsia="pt-BR"/>
+                                                        </w:rPr>
+                                                        <w:t xml:space="preserve"> Dos </w:t>
+                                                      </w:r>
+                                                      <w:proofErr w:type="spellStart"/>
+                                                      <w:r>
+                                                        <w:rPr>
+                                                          <w:rFonts w:eastAsiaTheme="minorEastAsia"/>
+                                                          <w:sz w:val="20"/>
+                                                          <w:szCs w:val="20"/>
+                                                          <w:lang w:eastAsia="pt-BR"/>
+                                                        </w:rPr>
+                                                        <w:t>Funcionarios</w:t>
+                                                      </w:r>
+                                                      <w:proofErr w:type="spellEnd"/>
+                                                      <w:r>
+                                                        <w:rPr>
+                                                          <w:rFonts w:eastAsiaTheme="minorEastAsia"/>
+                                                          <w:sz w:val="20"/>
+                                                          <w:szCs w:val="20"/>
+                                                          <w:lang w:eastAsia="pt-BR"/>
+                                                        </w:rPr>
+                                                        <w:t xml:space="preserve"> Do Banco Do Brasil - CASSI</w:t>
                                                       </w:r>
                                                       <w:r>
                                                         <w:br/>
                                                       </w:r>
                                                       <w:r>
                                                         <w:rPr>
-                                                          <w:rFonts w:ascii="Calibri" w:hAnsi="Calibri" w:eastAsia="Calibri" w:cs="" w:asciiTheme="minorAscii" w:hAnsiTheme="minorAscii" w:eastAsiaTheme="minorAscii" w:cstheme="minorBidi"/>
-                                                          <w:color w:val="auto"/>
+                                                          <w:rFonts w:eastAsiaTheme="minorEastAsia"/>
                                                           <w:sz w:val="20"/>
                                                           <w:szCs w:val="20"/>
-                                                          <w:lang w:eastAsia="pt-BR" w:bidi="ar-SA"/>
+                                                          <w:lang w:eastAsia="pt-BR"/>
                                                         </w:rPr>
-                                                        <w:t>Q SIG QD 4 - 575 Brasilia, Distrito federal, 70610-910, BR</w:t>
+                                                        <w:t xml:space="preserve">Q SIG QD 4 - 575 </w:t>
+                                                      </w:r>
+                                                      <w:proofErr w:type="spellStart"/>
+                                                      <w:r>
+                                                        <w:rPr>
+                                                          <w:rFonts w:eastAsiaTheme="minorEastAsia"/>
+                                                          <w:sz w:val="20"/>
+                                                          <w:szCs w:val="20"/>
+                                                          <w:lang w:eastAsia="pt-BR"/>
+                                                        </w:rPr>
+                                                        <w:t>Brasilia</w:t>
+                                                      </w:r>
+                                                      <w:proofErr w:type="spellEnd"/>
+                                                      <w:r>
+                                                        <w:rPr>
+                                                          <w:rFonts w:eastAsiaTheme="minorEastAsia"/>
+                                                          <w:sz w:val="20"/>
+                                                          <w:szCs w:val="20"/>
+                                                          <w:lang w:eastAsia="pt-BR"/>
+                                                        </w:rPr>
+                                                        <w:t>, Distrito federal, 70610-910, BR</w:t>
                                                       </w:r>
                                                     </w:p>
                                                     <w:p>
                                                       <w:pPr>
                                                         <w:spacing w:after="0" w:line="240" w:lineRule="auto"/>
                                                         <w:rPr>
-                                                          <w:rFonts w:ascii="Times New Roman" w:hAnsi="Times New Roman" w:eastAsia="Times New Roman" w:cs="Times New Roman"/>
+                                                          <w:rFonts w:ascii="Times New Roman" w:eastAsia="Times New Roman" w:hAnsi="Times New Roman" w:cs="Times New Roman"/>
                                                           <w:kern w:val="0"/>
                                                           <w:sz w:val="24"/>
                                                           <w:szCs w:val="24"/>
@@ -1583,7 +1325,7 @@
                                                 <w:pPr>
                                                   <w:spacing w:after="0" w:line="240" w:lineRule="auto"/>
                                                   <w:rPr>
-                                                    <w:rFonts w:ascii="Times New Roman" w:hAnsi="Times New Roman" w:eastAsia="Times New Roman" w:cs="Times New Roman"/>
+                                                    <w:rFonts w:ascii="Times New Roman" w:eastAsia="Times New Roman" w:hAnsi="Times New Roman" w:cs="Times New Roman"/>
                                                     <w:vanish/>
                                                     <w:kern w:val="0"/>
                                                     <w:sz w:val="24"/>
@@ -1603,13 +1345,12 @@
                                                   <w:tblLook w:val="04A0" w:firstRow="1" w:lastRow="0" w:firstColumn="1" w:lastColumn="0" w:noHBand="0" w:noVBand="1"/>
                                                 </w:tblPr>
                                                 <w:tblGrid>
-                                                  <w:gridCol w:w="8504"/>
+                                                  <w:gridCol w:w="9000"/>
                                                 </w:tblGrid>
                                                 <w:tr>
                                                   <w:tc>
                                                     <w:tcPr>
                                                       <w:tcW w:w="0" w:type="auto"/>
-                                                      <w:tcMar/>
                                                       <w:vAlign w:val="center"/>
                                                       <w:hideMark/>
                                                     </w:tcPr>
@@ -1617,7 +1358,7 @@
                                                       <w:pPr>
                                                         <w:spacing w:after="0" w:line="240" w:lineRule="auto"/>
                                                         <w:rPr>
-                                                          <w:rFonts w:ascii="Times New Roman" w:hAnsi="Times New Roman" w:eastAsia="Times New Roman" w:cs="Times New Roman"/>
+                                                          <w:rFonts w:ascii="Times New Roman" w:eastAsia="Times New Roman" w:hAnsi="Times New Roman" w:cs="Times New Roman"/>
                                                           <w:kern w:val="0"/>
                                                           <w:sz w:val="24"/>
                                                           <w:szCs w:val="24"/>
@@ -1633,7 +1374,7 @@
                                                 <w:pPr>
                                                   <w:spacing w:after="0" w:line="240" w:lineRule="auto"/>
                                                   <w:rPr>
-                                                    <w:rFonts w:ascii="Times New Roman" w:hAnsi="Times New Roman" w:eastAsia="Times New Roman" w:cs="Times New Roman"/>
+                                                    <w:rFonts w:ascii="Times New Roman" w:eastAsia="Times New Roman" w:hAnsi="Times New Roman" w:cs="Times New Roman"/>
                                                     <w:kern w:val="0"/>
                                                     <w:sz w:val="24"/>
                                                     <w:szCs w:val="24"/>
@@ -1649,7 +1390,7 @@
                                           <w:pPr>
                                             <w:spacing w:after="0" w:line="240" w:lineRule="auto"/>
                                             <w:rPr>
-                                              <w:rFonts w:ascii="Times New Roman" w:hAnsi="Times New Roman" w:eastAsia="Times New Roman" w:cs="Times New Roman"/>
+                                              <w:rFonts w:ascii="Times New Roman" w:eastAsia="Times New Roman" w:hAnsi="Times New Roman" w:cs="Times New Roman"/>
                                               <w:kern w:val="0"/>
                                               <w:sz w:val="24"/>
                                               <w:szCs w:val="24"/>
@@ -1666,7 +1407,7 @@
                                       <w:spacing w:after="0" w:line="240" w:lineRule="auto"/>
                                       <w:jc w:val="center"/>
                                       <w:rPr>
-                                        <w:rFonts w:ascii="Times New Roman" w:hAnsi="Times New Roman" w:eastAsia="Times New Roman" w:cs="Times New Roman"/>
+                                        <w:rFonts w:ascii="Times New Roman" w:eastAsia="Times New Roman" w:hAnsi="Times New Roman" w:cs="Times New Roman"/>
                                         <w:kern w:val="0"/>
                                         <w:sz w:val="24"/>
                                         <w:szCs w:val="24"/>
@@ -1682,7 +1423,7 @@
                               <w:pPr>
                                 <w:spacing w:after="0" w:line="240" w:lineRule="auto"/>
                                 <w:rPr>
-                                  <w:rFonts w:ascii="Times New Roman" w:hAnsi="Times New Roman" w:eastAsia="Times New Roman" w:cs="Times New Roman"/>
+                                  <w:rFonts w:ascii="Times New Roman" w:eastAsia="Times New Roman" w:hAnsi="Times New Roman" w:cs="Times New Roman"/>
                                   <w:kern w:val="0"/>
                                   <w:sz w:val="24"/>
                                   <w:szCs w:val="24"/>
@@ -1699,7 +1440,7 @@
                           <w:spacing w:after="0" w:line="240" w:lineRule="auto"/>
                           <w:jc w:val="center"/>
                           <w:rPr>
-                            <w:rFonts w:ascii="Times New Roman" w:hAnsi="Times New Roman" w:eastAsia="Times New Roman" w:cs="Times New Roman"/>
+                            <w:rFonts w:ascii="Times New Roman" w:eastAsia="Times New Roman" w:hAnsi="Times New Roman" w:cs="Times New Roman"/>
                             <w:kern w:val="0"/>
                             <w:sz w:val="24"/>
                             <w:szCs w:val="24"/>
@@ -1715,7 +1456,7 @@
                   <w:pPr>
                     <w:spacing w:after="0" w:line="240" w:lineRule="auto"/>
                     <w:rPr>
-                      <w:rFonts w:ascii="Times New Roman" w:hAnsi="Times New Roman" w:eastAsia="Times New Roman" w:cs="Times New Roman"/>
+                      <w:rFonts w:ascii="Times New Roman" w:eastAsia="Times New Roman" w:hAnsi="Times New Roman" w:cs="Times New Roman"/>
                       <w:kern w:val="0"/>
                       <w:sz w:val="24"/>
                       <w:szCs w:val="24"/>
@@ -1732,7 +1473,7 @@
               <w:spacing w:after="0" w:line="240" w:lineRule="auto"/>
               <w:jc w:val="center"/>
               <w:rPr>
-                <w:rFonts w:ascii="Arial" w:hAnsi="Arial" w:eastAsia="Times New Roman" w:cs="Arial"/>
+                <w:rFonts w:ascii="Arial" w:eastAsia="Times New Roman" w:hAnsi="Arial" w:cs="Arial"/>
                 <w:color w:val="000000"/>
                 <w:kern w:val="0"/>
                 <w:sz w:val="24"/>
@@ -1751,7 +1492,6 @@
         <w:tc>
           <w:tcPr>
             <w:tcW w:w="0" w:type="auto"/>
-            <w:tcMar/>
             <w:hideMark/>
           </w:tcPr>
           <w:p>
@@ -1759,7 +1499,7 @@
               <w:spacing w:after="0" w:line="240" w:lineRule="auto"/>
               <w:jc w:val="center"/>
               <w:rPr>
-                <w:rFonts w:ascii="Times New Roman" w:hAnsi="Times New Roman" w:eastAsia="Times New Roman" w:cs="Times New Roman"/>
+                <w:rFonts w:ascii="Times New Roman" w:eastAsia="Times New Roman" w:hAnsi="Times New Roman" w:cs="Times New Roman"/>
                 <w:kern w:val="0"/>
                 <w:sz w:val="20"/>
                 <w:szCs w:val="20"/>
@@ -1773,7 +1513,7 @@
     </w:tbl>
     <w:p/>
     <w:sectPr>
-      <w:pgSz w:w="11906" w:h="16838" w:orient="portrait"/>
+      <w:pgSz w:w="11906" w:h="16838"/>
       <w:pgMar w:top="142" w:right="1701" w:bottom="284" w:left="1701" w:header="708" w:footer="708" w:gutter="0"/>
       <w:cols w:space="708"/>
       <w:docGrid w:linePitch="360"/>
@@ -1783,11 +1523,11 @@
 </file>
 
 <file path=word/styles.xml><?xml version="1.0" encoding="utf-8"?>
-<w:styles xmlns:wp14="http://schemas.microsoft.com/office/word/2010/wordprocessingDrawing" xmlns:mc="http://schemas.openxmlformats.org/markup-compatibility/2006" xmlns:r="http://schemas.openxmlformats.org/officeDocument/2006/relationships" xmlns:w="http://schemas.openxmlformats.org/wordprocessingml/2006/main" xmlns:w14="http://schemas.microsoft.com/office/word/2010/wordml" xmlns:w15="http://schemas.microsoft.com/office/word/2012/wordml" xmlns:w16cex="http://schemas.microsoft.com/office/word/2018/wordml/cex" xmlns:w16cid="http://schemas.microsoft.com/office/word/2016/wordml/cid" xmlns:w16="http://schemas.microsoft.com/office/word/2018/wordml" xmlns:w16sdtdh="http://schemas.microsoft.com/office/word/2020/wordml/sdtdatahash" xmlns:w16se="http://schemas.microsoft.com/office/word/2015/wordml/symex" mc:Ignorable="w14 w15 w16se w16cid w16 w16cex w16sdtdh wp14">
+<w:styles xmlns:mc="http://schemas.openxmlformats.org/markup-compatibility/2006" xmlns:r="http://schemas.openxmlformats.org/officeDocument/2006/relationships" xmlns:w="http://schemas.openxmlformats.org/wordprocessingml/2006/main" xmlns:w14="http://schemas.microsoft.com/office/word/2010/wordml" xmlns:w15="http://schemas.microsoft.com/office/word/2012/wordml" xmlns:w16cex="http://schemas.microsoft.com/office/word/2018/wordml/cex" xmlns:w16cid="http://schemas.microsoft.com/office/word/2016/wordml/cid" xmlns:w16="http://schemas.microsoft.com/office/word/2018/wordml" xmlns:w16du="http://schemas.microsoft.com/office/word/2023/wordml/word16du" xmlns:w16sdtdh="http://schemas.microsoft.com/office/word/2020/wordml/sdtdatahash" xmlns:w16sdtfl="http://schemas.microsoft.com/office/word/2024/wordml/sdtformatlock" xmlns:w16se="http://schemas.microsoft.com/office/word/2015/wordml/symex" mc:Ignorable="w14 w15 w16se w16cid w16 w16cex w16sdtdh w16sdtfl w16du">
   <w:docDefaults>
     <w:rPrDefault>
       <w:rPr>
-        <w:rFonts w:asciiTheme="minorHAnsi" w:hAnsiTheme="minorHAnsi" w:eastAsiaTheme="minorHAnsi" w:cstheme="minorBidi"/>
+        <w:rFonts w:asciiTheme="minorHAnsi" w:eastAsiaTheme="minorHAnsi" w:hAnsiTheme="minorHAnsi" w:cstheme="minorBidi"/>
         <w:kern w:val="2"/>
         <w:sz w:val="22"/>
         <w:szCs w:val="22"/>
@@ -1804,14 +1544,14 @@
   <w:latentStyles w:defLockedState="0" w:defUIPriority="99" w:defSemiHidden="0" w:defUnhideWhenUsed="0" w:defQFormat="0" w:count="376">
     <w:lsdException w:name="Normal" w:uiPriority="0" w:qFormat="1"/>
     <w:lsdException w:name="heading 1" w:uiPriority="9" w:qFormat="1"/>
-    <w:lsdException w:name="heading 2" w:uiPriority="9" w:semiHidden="1" w:unhideWhenUsed="1" w:qFormat="1"/>
-    <w:lsdException w:name="heading 3" w:uiPriority="9" w:semiHidden="1" w:unhideWhenUsed="1" w:qFormat="1"/>
-    <w:lsdException w:name="heading 4" w:uiPriority="9" w:semiHidden="1" w:unhideWhenUsed="1" w:qFormat="1"/>
-    <w:lsdException w:name="heading 5" w:uiPriority="9" w:semiHidden="1" w:unhideWhenUsed="1" w:qFormat="1"/>
-    <w:lsdException w:name="heading 6" w:uiPriority="9" w:semiHidden="1" w:unhideWhenUsed="1" w:qFormat="1"/>
-    <w:lsdException w:name="heading 7" w:uiPriority="9" w:semiHidden="1" w:unhideWhenUsed="1" w:qFormat="1"/>
-    <w:lsdException w:name="heading 8" w:uiPriority="9" w:semiHidden="1" w:unhideWhenUsed="1" w:qFormat="1"/>
-    <w:lsdException w:name="heading 9" w:uiPriority="9" w:semiHidden="1" w:unhideWhenUsed="1" w:qFormat="1"/>
+    <w:lsdException w:name="heading 2" w:semiHidden="1" w:uiPriority="9" w:unhideWhenUsed="1" w:qFormat="1"/>
+    <w:lsdException w:name="heading 3" w:semiHidden="1" w:uiPriority="9" w:unhideWhenUsed="1" w:qFormat="1"/>
+    <w:lsdException w:name="heading 4" w:semiHidden="1" w:uiPriority="9" w:unhideWhenUsed="1" w:qFormat="1"/>
+    <w:lsdException w:name="heading 5" w:semiHidden="1" w:uiPriority="9" w:unhideWhenUsed="1" w:qFormat="1"/>
+    <w:lsdException w:name="heading 6" w:semiHidden="1" w:uiPriority="9" w:unhideWhenUsed="1" w:qFormat="1"/>
+    <w:lsdException w:name="heading 7" w:semiHidden="1" w:uiPriority="9" w:unhideWhenUsed="1" w:qFormat="1"/>
+    <w:lsdException w:name="heading 8" w:semiHidden="1" w:uiPriority="9" w:unhideWhenUsed="1" w:qFormat="1"/>
+    <w:lsdException w:name="heading 9" w:semiHidden="1" w:uiPriority="9" w:unhideWhenUsed="1" w:qFormat="1"/>
     <w:lsdException w:name="index 1" w:semiHidden="1" w:unhideWhenUsed="1"/>
     <w:lsdException w:name="index 2" w:semiHidden="1" w:unhideWhenUsed="1"/>
     <w:lsdException w:name="index 3" w:semiHidden="1" w:unhideWhenUsed="1"/>
@@ -1821,22 +1561,22 @@
     <w:lsdException w:name="index 7" w:semiHidden="1" w:unhideWhenUsed="1"/>
     <w:lsdException w:name="index 8" w:semiHidden="1" w:unhideWhenUsed="1"/>
     <w:lsdException w:name="index 9" w:semiHidden="1" w:unhideWhenUsed="1"/>
-    <w:lsdException w:name="toc 1" w:uiPriority="39" w:semiHidden="1" w:unhideWhenUsed="1"/>
-    <w:lsdException w:name="toc 2" w:uiPriority="39" w:semiHidden="1" w:unhideWhenUsed="1"/>
-    <w:lsdException w:name="toc 3" w:uiPriority="39" w:semiHidden="1" w:unhideWhenUsed="1"/>
-    <w:lsdException w:name="toc 4" w:uiPriority="39" w:semiHidden="1" w:unhideWhenUsed="1"/>
-    <w:lsdException w:name="toc 5" w:uiPriority="39" w:semiHidden="1" w:unhideWhenUsed="1"/>
-    <w:lsdException w:name="toc 6" w:uiPriority="39" w:semiHidden="1" w:unhideWhenUsed="1"/>
-    <w:lsdException w:name="toc 7" w:uiPriority="39" w:semiHidden="1" w:unhideWhenUsed="1"/>
-    <w:lsdException w:name="toc 8" w:uiPriority="39" w:semiHidden="1" w:unhideWhenUsed="1"/>
-    <w:lsdException w:name="toc 9" w:uiPriority="39" w:semiHidden="1" w:unhideWhenUsed="1"/>
+    <w:lsdException w:name="toc 1" w:semiHidden="1" w:uiPriority="39" w:unhideWhenUsed="1"/>
+    <w:lsdException w:name="toc 2" w:semiHidden="1" w:uiPriority="39" w:unhideWhenUsed="1"/>
+    <w:lsdException w:name="toc 3" w:semiHidden="1" w:uiPriority="39" w:unhideWhenUsed="1"/>
+    <w:lsdException w:name="toc 4" w:semiHidden="1" w:uiPriority="39" w:unhideWhenUsed="1"/>
+    <w:lsdException w:name="toc 5" w:semiHidden="1" w:uiPriority="39" w:unhideWhenUsed="1"/>
+    <w:lsdException w:name="toc 6" w:semiHidden="1" w:uiPriority="39" w:unhideWhenUsed="1"/>
+    <w:lsdException w:name="toc 7" w:semiHidden="1" w:uiPriority="39" w:unhideWhenUsed="1"/>
+    <w:lsdException w:name="toc 8" w:semiHidden="1" w:uiPriority="39" w:unhideWhenUsed="1"/>
+    <w:lsdException w:name="toc 9" w:semiHidden="1" w:uiPriority="39" w:unhideWhenUsed="1"/>
     <w:lsdException w:name="Normal Indent" w:semiHidden="1" w:unhideWhenUsed="1"/>
     <w:lsdException w:name="footnote text" w:semiHidden="1" w:unhideWhenUsed="1"/>
     <w:lsdException w:name="annotation text" w:semiHidden="1" w:unhideWhenUsed="1"/>
     <w:lsdException w:name="header" w:semiHidden="1" w:unhideWhenUsed="1"/>
     <w:lsdException w:name="footer" w:semiHidden="1" w:unhideWhenUsed="1"/>
     <w:lsdException w:name="index heading" w:semiHidden="1" w:unhideWhenUsed="1"/>
-    <w:lsdException w:name="caption" w:uiPriority="35" w:semiHidden="1" w:unhideWhenUsed="1" w:qFormat="1"/>
+    <w:lsdException w:name="caption" w:semiHidden="1" w:uiPriority="35" w:unhideWhenUsed="1" w:qFormat="1"/>
     <w:lsdException w:name="table of figures" w:semiHidden="1" w:unhideWhenUsed="1"/>
     <w:lsdException w:name="envelope address" w:semiHidden="1" w:unhideWhenUsed="1"/>
     <w:lsdException w:name="envelope return" w:semiHidden="1" w:unhideWhenUsed="1"/>
@@ -1867,7 +1607,7 @@
     <w:lsdException w:name="Title" w:uiPriority="10" w:qFormat="1"/>
     <w:lsdException w:name="Closing" w:semiHidden="1" w:unhideWhenUsed="1"/>
     <w:lsdException w:name="Signature" w:semiHidden="1" w:unhideWhenUsed="1"/>
-    <w:lsdException w:name="Default Paragraph Font" w:uiPriority="1" w:semiHidden="1" w:unhideWhenUsed="1"/>
+    <w:lsdException w:name="Default Paragraph Font" w:semiHidden="1" w:uiPriority="1" w:unhideWhenUsed="1"/>
     <w:lsdException w:name="Body Text" w:semiHidden="1" w:unhideWhenUsed="1"/>
     <w:lsdException w:name="Body Text Indent" w:semiHidden="1" w:unhideWhenUsed="1"/>
     <w:lsdException w:name="List Continue" w:semiHidden="1" w:unhideWhenUsed="1"/>
@@ -2067,8 +1807,8 @@
     <w:lsdException w:name="Subtle Reference" w:uiPriority="31" w:qFormat="1"/>
     <w:lsdException w:name="Intense Reference" w:uiPriority="32" w:qFormat="1"/>
     <w:lsdException w:name="Book Title" w:uiPriority="33" w:qFormat="1"/>
-    <w:lsdException w:name="Bibliography" w:uiPriority="37" w:semiHidden="1" w:unhideWhenUsed="1"/>
-    <w:lsdException w:name="TOC Heading" w:uiPriority="39" w:semiHidden="1" w:unhideWhenUsed="1" w:qFormat="1"/>
+    <w:lsdException w:name="Bibliography" w:semiHidden="1" w:uiPriority="37" w:unhideWhenUsed="1"/>
+    <w:lsdException w:name="TOC Heading" w:semiHidden="1" w:uiPriority="39" w:unhideWhenUsed="1" w:qFormat="1"/>
     <w:lsdException w:name="Plain Table 1" w:uiPriority="41"/>
     <w:lsdException w:name="Plain Table 2" w:uiPriority="42"/>
     <w:lsdException w:name="Plain Table 3" w:uiPriority="43"/>
@@ -2179,17 +1919,17 @@
     <w:lsdException w:name="Unresolved Mention" w:semiHidden="1" w:unhideWhenUsed="1"/>
     <w:lsdException w:name="Smart Link" w:semiHidden="1" w:unhideWhenUsed="1"/>
   </w:latentStyles>
-  <w:style w:type="paragraph" w:styleId="Normal" w:default="1">
+  <w:style w:type="paragraph" w:default="1" w:styleId="Normal">
     <w:name w:val="Normal"/>
     <w:qFormat/>
   </w:style>
-  <w:style w:type="character" w:styleId="Fontepargpadro" w:default="1">
+  <w:style w:type="character" w:default="1" w:styleId="Fontepargpadro">
     <w:name w:val="Default Paragraph Font"/>
     <w:uiPriority w:val="1"/>
     <w:semiHidden/>
     <w:unhideWhenUsed/>
   </w:style>
-  <w:style w:type="table" w:styleId="Tabelanormal" w:default="1">
+  <w:style w:type="table" w:default="1" w:styleId="Tabelanormal">
     <w:name w:val="Normal Table"/>
     <w:uiPriority w:val="99"/>
     <w:semiHidden/>
@@ -2204,7 +1944,7 @@
       </w:tblCellMar>
     </w:tblPr>
   </w:style>
-  <w:style w:type="numbering" w:styleId="Semlista" w:default="1">
+  <w:style w:type="numbering" w:default="1" w:styleId="Semlista">
     <w:name w:val="No List"/>
     <w:uiPriority w:val="99"/>
     <w:semiHidden/>
@@ -2233,7 +1973,7 @@
       <w:spacing w:before="100" w:beforeAutospacing="1" w:after="100" w:afterAutospacing="1" w:line="240" w:lineRule="auto"/>
     </w:pPr>
     <w:rPr>
-      <w:rFonts w:ascii="Times New Roman" w:hAnsi="Times New Roman" w:eastAsia="Times New Roman" w:cs="Times New Roman"/>
+      <w:rFonts w:ascii="Times New Roman" w:eastAsia="Times New Roman" w:hAnsi="Times New Roman" w:cs="Times New Roman"/>
       <w:kern w:val="0"/>
       <w:sz w:val="24"/>
       <w:szCs w:val="24"/>
@@ -2256,7 +1996,7 @@
 </file>
 
 <file path=word/theme/theme1.xml><?xml version="1.0" encoding="utf-8"?>
-<a:theme xmlns:a="http://schemas.openxmlformats.org/drawingml/2006/main" xmlns:thm15="http://schemas.microsoft.com/office/thememl/2012/main" name="Tema do Office">
+<a:theme xmlns:a="http://schemas.openxmlformats.org/drawingml/2006/main" name="Tema do Office">
   <a:themeElements>
     <a:clrScheme name="Office">
       <a:dk1>
@@ -2551,6 +2291,29 @@
 </file>
 
 <file path=customXml/item1.xml><?xml version="1.0" encoding="utf-8"?>
+<p:properties xmlns:p="http://schemas.microsoft.com/office/2006/metadata/properties" xmlns:xsi="http://www.w3.org/2001/XMLSchema-instance" xmlns:pc="http://schemas.microsoft.com/office/infopath/2007/PartnerControls">
+  <documentManagement>
+    <_ip_UnifiedCompliancePolicyUIAction xmlns="http://schemas.microsoft.com/sharepoint/v3" xsi:nil="true"/>
+    <_ip_UnifiedCompliancePolicyProperties xmlns="http://schemas.microsoft.com/sharepoint/v3" xsi:nil="true"/>
+    <lcf76f155ced4ddcb4097134ff3c332f xmlns="42c41a5d-079c-4261-8081-3397dce53b61">
+      <Terms xmlns="http://schemas.microsoft.com/office/infopath/2007/PartnerControls"/>
+    </lcf76f155ced4ddcb4097134ff3c332f>
+    <TaxCatchAll xmlns="1ed76d47-74f8-4445-9dc3-f241e70feb53" xsi:nil="true"/>
+    <_Flow_SignoffStatus xmlns="42c41a5d-079c-4261-8081-3397dce53b61" xsi:nil="true"/>
+  </documentManagement>
+</p:properties>
+</file>
+
+<file path=customXml/item2.xml><?xml version="1.0" encoding="utf-8"?>
+<?mso-contentType ?>
+<FormTemplates xmlns="http://schemas.microsoft.com/sharepoint/v3/contenttype/forms">
+  <Display>DocumentLibraryForm</Display>
+  <Edit>DocumentLibraryForm</Edit>
+  <New>DocumentLibraryForm</New>
+</FormTemplates>
+</file>
+
+<file path=customXml/item3.xml><?xml version="1.0" encoding="utf-8"?>
 <ct:contentTypeSchema xmlns:ct="http://schemas.microsoft.com/office/2006/metadata/contentType" xmlns:ma="http://schemas.microsoft.com/office/2006/metadata/properties/metaAttributes" ct:_="" ma:_="" ma:contentTypeName="Documento" ma:contentTypeID="0x010100C0198F54F568154EB499E80683C360E8" ma:contentTypeVersion="23" ma:contentTypeDescription="Crie um novo documento." ma:contentTypeScope="" ma:versionID="e9db75b5bb950c6418111efa5b7eda93">
   <xsd:schema xmlns:xsd="http://www.w3.org/2001/XMLSchema" xmlns:xs="http://www.w3.org/2001/XMLSchema" xmlns:p="http://schemas.microsoft.com/office/2006/metadata/properties" xmlns:ns1="http://schemas.microsoft.com/sharepoint/v3" xmlns:ns2="42c41a5d-079c-4261-8081-3397dce53b61" xmlns:ns3="1ed76d47-74f8-4445-9dc3-f241e70feb53" targetNamespace="http://schemas.microsoft.com/office/2006/metadata/properties" ma:root="true" ma:fieldsID="59a216f92016847f61a2c4d970730755" ns1:_="" ns2:_="" ns3:_="">
     <xsd:import namespace="http://schemas.microsoft.com/sharepoint/v3"/>
@@ -2826,31 +2589,16 @@
 </ct:contentTypeSchema>
 </file>
 
-<file path=customXml/item2.xml><?xml version="1.0" encoding="utf-8"?>
-<?mso-contentType ?>
-<FormTemplates xmlns="http://schemas.microsoft.com/sharepoint/v3/contenttype/forms">
-  <Display>DocumentLibraryForm</Display>
-  <Edit>DocumentLibraryForm</Edit>
-  <New>DocumentLibraryForm</New>
-</FormTemplates>
-</file>
-
-<file path=customXml/item3.xml><?xml version="1.0" encoding="utf-8"?>
-<p:properties xmlns:p="http://schemas.microsoft.com/office/2006/metadata/properties" xmlns:xsi="http://www.w3.org/2001/XMLSchema-instance" xmlns:pc="http://schemas.microsoft.com/office/infopath/2007/PartnerControls">
-  <documentManagement>
-    <_ip_UnifiedCompliancePolicyUIAction xmlns="http://schemas.microsoft.com/sharepoint/v3" xsi:nil="true"/>
-    <_ip_UnifiedCompliancePolicyProperties xmlns="http://schemas.microsoft.com/sharepoint/v3" xsi:nil="true"/>
-    <lcf76f155ced4ddcb4097134ff3c332f xmlns="42c41a5d-079c-4261-8081-3397dce53b61">
-      <Terms xmlns="http://schemas.microsoft.com/office/infopath/2007/PartnerControls"/>
-    </lcf76f155ced4ddcb4097134ff3c332f>
-    <TaxCatchAll xmlns="1ed76d47-74f8-4445-9dc3-f241e70feb53" xsi:nil="true"/>
-    <_Flow_SignoffStatus xmlns="42c41a5d-079c-4261-8081-3397dce53b61" xsi:nil="true"/>
-  </documentManagement>
-</p:properties>
-</file>
-
 <file path=customXml/itemProps1.xml><?xml version="1.0" encoding="utf-8"?>
-<ds:datastoreItem xmlns:ds="http://schemas.openxmlformats.org/officeDocument/2006/customXml" ds:itemID="{C6684DDB-2ECE-45B6-BF31-500338555080}"/>
+<ds:datastoreItem xmlns:ds="http://schemas.openxmlformats.org/officeDocument/2006/customXml" ds:itemID="{DBBDCA0C-EB10-4808-AC1E-3124AF8AA61A}">
+  <ds:schemaRefs>
+    <ds:schemaRef ds:uri="http://schemas.microsoft.com/office/2006/metadata/properties"/>
+    <ds:schemaRef ds:uri="http://schemas.microsoft.com/office/infopath/2007/PartnerControls"/>
+    <ds:schemaRef ds:uri="http://schemas.microsoft.com/sharepoint/v3"/>
+    <ds:schemaRef ds:uri="42c41a5d-079c-4261-8081-3397dce53b61"/>
+    <ds:schemaRef ds:uri="1ed76d47-74f8-4445-9dc3-f241e70feb53"/>
+  </ds:schemaRefs>
+</ds:datastoreItem>
 </file>
 
 <file path=customXml/itemProps2.xml><?xml version="1.0" encoding="utf-8"?>
@@ -2862,19 +2610,21 @@
 </file>
 
 <file path=customXml/itemProps3.xml><?xml version="1.0" encoding="utf-8"?>
-<ds:datastoreItem xmlns:ds="http://schemas.openxmlformats.org/officeDocument/2006/customXml" ds:itemID="{DBBDCA0C-EB10-4808-AC1E-3124AF8AA61A}">
+<ds:datastoreItem xmlns:ds="http://schemas.openxmlformats.org/officeDocument/2006/customXml" ds:itemID="{C6684DDB-2ECE-45B6-BF31-500338555080}">
   <ds:schemaRefs>
+    <ds:schemaRef ds:uri="http://schemas.microsoft.com/office/2006/metadata/contentType"/>
+    <ds:schemaRef ds:uri="http://schemas.microsoft.com/office/2006/metadata/properties/metaAttributes"/>
+    <ds:schemaRef ds:uri="http://www.w3.org/2001/XMLSchema"/>
     <ds:schemaRef ds:uri="http://schemas.microsoft.com/office/2006/metadata/properties"/>
+    <ds:schemaRef ds:uri="http://schemas.microsoft.com/sharepoint/v3"/>
+    <ds:schemaRef ds:uri="42c41a5d-079c-4261-8081-3397dce53b61"/>
+    <ds:schemaRef ds:uri="1ed76d47-74f8-4445-9dc3-f241e70feb53"/>
+    <ds:schemaRef ds:uri="http://schemas.microsoft.com/office/2006/documentManagement/types"/>
+    <ds:schemaRef ds:uri="http://schemas.microsoft.com/office/infopath/2007/PartnerControls"/>
+    <ds:schemaRef ds:uri="http://schemas.openxmlformats.org/package/2006/metadata/core-properties"/>
+    <ds:schemaRef ds:uri="http://purl.org/dc/elements/1.1/"/>
     <ds:schemaRef ds:uri="http://purl.org/dc/terms/"/>
-    <ds:schemaRef ds:uri="http://purl.org/dc/elements/1.1/"/>
-    <ds:schemaRef ds:uri="http://www.w3.org/XML/1998/namespace"/>
-    <ds:schemaRef ds:uri="http://schemas.microsoft.com/office/2006/documentManagement/types"/>
-    <ds:schemaRef ds:uri="http://purl.org/dc/dcmitype/"/>
-    <ds:schemaRef ds:uri="http://schemas.microsoft.com/office/infopath/2007/PartnerControls"/>
-    <ds:schemaRef ds:uri="afaff2d7-c024-4c1c-92b3-12bc0d7dbae3"/>
-    <ds:schemaRef ds:uri="http://schemas.openxmlformats.org/package/2006/metadata/core-properties"/>
-    <ds:schemaRef ds:uri="7b850041-d998-4ef2-9e66-b381a4508cb5"/>
-    <ds:schemaRef ds:uri="http://schemas.microsoft.com/sharepoint/v3"/>
+    <ds:schemaRef ds:uri="http://schemas.microsoft.com/internal/obd"/>
   </ds:schemaRefs>
 </ds:datastoreItem>
 </file>